--- a/klagomål/A 22453-2026 FSC-klagomål.docx
+++ b/klagomål/A 22453-2026 FSC-klagomål.docx
@@ -810,7 +810,7 @@
     <w:r>
       <w:tab/>
       <w:tab/>
-      <w:t>2026-06-15</w:t>
+      <w:t>2026-06-16</w:t>
       <w:br/>
       <w:br/>
     </w:r>

--- a/klagomål/A 22453-2026 FSC-klagomål.docx
+++ b/klagomål/A 22453-2026 FSC-klagomål.docx
@@ -810,7 +810,7 @@
     <w:r>
       <w:tab/>
       <w:tab/>
-      <w:t>2026-06-16</w:t>
+      <w:t>2026-06-17</w:t>
       <w:br/>
       <w:br/>
     </w:r>

--- a/klagomål/A 22453-2026 FSC-klagomål.docx
+++ b/klagomål/A 22453-2026 FSC-klagomål.docx
@@ -1,6 +1,6 @@
 
 <file path=word/document.xml><?xml version="1.0" encoding="utf-8"?>
-<w:document xmlns:wpc="http://schemas.microsoft.com/office/word/2010/wordprocessingCanvas" xmlns:cx="http://schemas.microsoft.com/office/drawing/2014/chartex" xmlns:cx1="http://schemas.microsoft.com/office/drawing/2015/9/8/chartex" xmlns:cx2="http://schemas.microsoft.com/office/drawing/2015/10/21/chartex" xmlns:cx3="http://schemas.microsoft.com/office/drawing/2016/5/9/chartex" xmlns:cx4="http://schemas.microsoft.com/office/drawing/2016/5/10/chartex" xmlns:cx5="http://schemas.microsoft.com/office/drawing/2016/5/11/chartex" xmlns:cx6="http://schemas.microsoft.com/office/drawing/2016/5/12/chartex" xmlns:cx7="http://schemas.microsoft.com/office/drawing/2016/5/13/chartex" xmlns:cx8="http://schemas.microsoft.com/office/drawing/2016/5/14/chartex" xmlns:mc="http://schemas.openxmlformats.org/markup-compatibility/2006" xmlns:aink="http://schemas.microsoft.com/office/drawing/2016/ink" xmlns:am3d="http://schemas.microsoft.com/office/drawing/2017/model3d" xmlns:o="urn:schemas-microsoft-com:office:office" xmlns:oel="http://schemas.microsoft.com/office/2019/extlst" xmlns:r="http://schemas.openxmlformats.org/officeDocument/2006/relationships" xmlns:m="http://schemas.openxmlformats.org/officeDocument/2006/math" xmlns:v="urn:schemas-microsoft-com:vml" xmlns:wp14="http://schemas.microsoft.com/office/word/2010/wordprocessingDrawing" xmlns:wp="http://schemas.openxmlformats.org/drawingml/2006/wordprocessingDrawing" xmlns:w10="urn:schemas-microsoft-com:office:word" xmlns:w="http://schemas.openxmlformats.org/wordprocessingml/2006/main" xmlns:w14="http://schemas.microsoft.com/office/word/2010/wordml" xmlns:w15="http://schemas.microsoft.com/office/word/2012/wordml" xmlns:w16cex="http://schemas.microsoft.com/office/word/2018/wordml/cex" xmlns:w16cid="http://schemas.microsoft.com/office/word/2016/wordml/cid" xmlns:w16="http://schemas.microsoft.com/office/word/2018/wordml" xmlns:w16sdtdh="http://schemas.microsoft.com/office/word/2020/wordml/sdtdatahash" xmlns:w16se="http://schemas.microsoft.com/office/word/2015/wordml/symex" xmlns:wpg="http://schemas.microsoft.com/office/word/2010/wordprocessingGroup" xmlns:wpi="http://schemas.microsoft.com/office/word/2010/wordprocessingInk" xmlns:wne="http://schemas.microsoft.com/office/word/2006/wordml" xmlns:wps="http://schemas.microsoft.com/office/word/2010/wordprocessingShape" mc:Ignorable="w14 w15 w16se w16cid w16 w16cex w16sdtdh wp14">
+<w:document xmlns:wpc="http://schemas.microsoft.com/office/word/2010/wordprocessingCanvas" xmlns:cx="http://schemas.microsoft.com/office/drawing/2014/chartex" xmlns:cx1="http://schemas.microsoft.com/office/drawing/2015/9/8/chartex" xmlns:cx2="http://schemas.microsoft.com/office/drawing/2015/10/21/chartex" xmlns:cx3="http://schemas.microsoft.com/office/drawing/2016/5/9/chartex" xmlns:cx4="http://schemas.microsoft.com/office/drawing/2016/5/10/chartex" xmlns:cx5="http://schemas.microsoft.com/office/drawing/2016/5/11/chartex" xmlns:cx6="http://schemas.microsoft.com/office/drawing/2016/5/12/chartex" xmlns:cx7="http://schemas.microsoft.com/office/drawing/2016/5/13/chartex" xmlns:cx8="http://schemas.microsoft.com/office/drawing/2016/5/14/chartex" xmlns:mc="http://schemas.openxmlformats.org/markup-compatibility/2006" xmlns:aink="http://schemas.microsoft.com/office/drawing/2016/ink" xmlns:am3d="http://schemas.microsoft.com/office/drawing/2017/model3d" xmlns:o="urn:schemas-microsoft-com:office:office" xmlns:oel="http://schemas.microsoft.com/office/2019/extlst" xmlns:r="http://schemas.openxmlformats.org/officeDocument/2006/relationships" xmlns:m="http://schemas.openxmlformats.org/officeDocument/2006/math" xmlns:v="urn:schemas-microsoft-com:vml" xmlns:wp14="http://schemas.microsoft.com/office/word/2010/wordprocessingDrawing" xmlns:wp="http://schemas.openxmlformats.org/drawingml/2006/wordprocessingDrawing" xmlns:w10="urn:schemas-microsoft-com:office:word" xmlns:w="http://schemas.openxmlformats.org/wordprocessingml/2006/main" xmlns:w14="http://schemas.microsoft.com/office/word/2010/wordml" xmlns:w15="http://schemas.microsoft.com/office/word/2012/wordml" xmlns:w16cex="http://schemas.microsoft.com/office/word/2018/wordml/cex" xmlns:w16cid="http://schemas.microsoft.com/office/word/2016/wordml/cid" xmlns:w16="http://schemas.microsoft.com/office/word/2018/wordml" xmlns:w16du="http://schemas.microsoft.com/office/word/2023/wordml/word16du" xmlns:w16sdtdh="http://schemas.microsoft.com/office/word/2020/wordml/sdtdatahash" xmlns:w16sdtfl="http://schemas.microsoft.com/office/word/2024/wordml/sdtformatlock" xmlns:w16se="http://schemas.microsoft.com/office/word/2015/wordml/symex" xmlns:wpg="http://schemas.microsoft.com/office/word/2010/wordprocessingGroup" xmlns:wpi="http://schemas.microsoft.com/office/word/2010/wordprocessingInk" xmlns:wne="http://schemas.microsoft.com/office/word/2006/wordml" xmlns:wps="http://schemas.microsoft.com/office/word/2010/wordprocessingShape" mc:Ignorable="w14 w15 w16se w16cid w16 w16cex w16sdtdh w16sdtfl w16du wp14">
   <w:body>
     <w:p>
       <w:r>
@@ -168,7 +168,7 @@
     </w:p>
     <w:p>
       <w:r>
-        <w:t>Detta dokument behandlar höga naturvärden i avverkningsanmälan A 22453-2026 i Västerås kommun. Denna avverkningsanmälan inkom 2026-05-13 08:27:11 och omfattar 3,9 ha.</w:t>
+        <w:t>Detta dokument behandlar höga naturvärden i avverkningsanmälan A 22453-2026 i Västerås kommun som inkom 2026-05-13 och omfattar 3,9 ha.</w:t>
       </w:r>
     </w:p>
     <w:p>
@@ -191,12 +191,15 @@
     </w:p>
     <w:p>
       <w:r>
-        <w:t>I avverkningsanmälan har följande 3 naturvårdsarter hittats: nordfladdermus (NT, §4a), vattenfladdermus (§4a) och blåsippa (§9). Av dessa är 1 rödlistade. För rödlistade arter har rödlistekategorin angivits inom parentes. För fridlysta arter anges även paragrafen i Artskyddsförordningen som arten är fridlyst enligt.</w:t>
+        <w:t>I och inom 25 meter från avverkningsanmälan har följande 5 naturvårdsarter hittats: nordfladdermus (NT, §4a), blåsippa (T, §9), dvärgpipistrell (§4a), större brunfladdermus (§4a) och vattenfladdermus (§4a). Av dessa är 1 rödlistade. För rödlistade arter har rödlistekategorin angivits inom parentes. Typiska arter inom Natura 2000 som är kopplade till skogsekosystem har markerats med (T). För fridlysta arter anges även paragrafen i Artskyddsförordningen som arten är fridlyst enligt.</w:t>
       </w:r>
     </w:p>
     <w:p>
       <w:r>
-        <w:t>De påträffade naturvårdsarterna är ett tydligt kvitto på att detta rör sig om en skog med höga naturvärden. I Figur 1 visas en karta över det avverkningsanmälda området, där samtliga fyndplatser för naturvårdsarter som finns registrerade på Artportalen har markerats.</w:t>
+        <w:t>De påträffade naturvårdsarterna är ett tydligt kvitto på att det rör sig om en skog med höga naturvärden.</w:t>
+      </w:r>
+      <w:r>
+        <w:t xml:space="preserve"> I Figur 1 visas fyndplatser för naturvårdsarter i området, som finns registrerade på Artportalen.</w:t>
       </w:r>
     </w:p>
     <w:p>
@@ -206,7 +209,7 @@
       <w:r>
         <w:drawing>
           <wp:inline xmlns:a="http://schemas.openxmlformats.org/drawingml/2006/main" xmlns:pic="http://schemas.openxmlformats.org/drawingml/2006/picture">
-            <wp:extent cx="5486400" cy="3752557"/>
+            <wp:extent cx="5486400" cy="4845377"/>
             <wp:docPr id="1" name="Picture 1"/>
             <wp:cNvGraphicFramePr>
               <a:graphicFrameLocks noChangeAspect="1"/>
@@ -227,7 +230,7 @@
                   <pic:spPr>
                     <a:xfrm>
                       <a:off x="0" y="0"/>
-                      <a:ext cx="5486400" cy="3752557"/>
+                      <a:ext cx="5486400" cy="4845377"/>
                     </a:xfrm>
                     <a:prstGeom prst="rect"/>
                   </pic:spPr>
@@ -241,14 +244,15 @@
     <w:p>
       <w:pPr>
         <w:pStyle w:val="Caption"/>
+        <w:spacing w:after="240"/>
       </w:pPr>
       <w:r>
-        <w:t>Figur 1. Fyndplatser för naturvårdsarter i det avverkningsanmälda området (röd linje). Markörer utan svart kant är placerade på fyndplatsen. Markörer med svart kant är placerade vid sidan av fyndplatsen och har ett svart streck som visar fyndplatsens exakta position. Kartans mittpunktskoordinat är N 6603039, E 582532 i SWEREF 99 TM.</w:t>
+        <w:t>Figur 1. Fyndplatser för naturvårdsarter i och inom 25 meter från avverkningsanmälan (röd linje). Markörer utan svart kant är placerade på fyndplatsen. Markörer med svart kant är placerade vid sidan av fyndplatsen och har ett svart streck som visar fyndplatsens exakta position. Kartans mittpunktskoordinat är N 6603039, E 582532 i SWEREF 99 TM.</w:t>
       </w:r>
     </w:p>
     <w:p>
       <w:pPr>
-        <w:pStyle w:val="Heading1"/>
+        <w:pStyle w:val="Heading2"/>
       </w:pPr>
       <w:r>
         <w:t>Fridlysta arter</w:t>
@@ -256,7 +260,7 @@
     </w:p>
     <w:p>
       <w:r>
-        <w:t>Följande fridlysta arter har sina livsmiljöer och växtplatser i den avverkningsanmälda skogen: nordfladdermus (NT, §4a), vattenfladdermus (§4a) och blåsippa (§9).</w:t>
+        <w:t>Följande fridlysta arter har sina livsmiljöer och växtplatser i den avverkningsanmälda skogen: nordfladdermus (NT, §4a), blåsippa (T, §9), dvärgpipistrell (§4a), större brunfladdermus (§4a) och vattenfladdermus (§4a).</w:t>
       </w:r>
     </w:p>
     <w:p>
@@ -293,10 +297,32 @@
         <w:rPr>
           <w:b/>
         </w:rPr>
+        <w:t>Dvärgpipistrell (§4a)</w:t>
+      </w:r>
+      <w:r>
+        <w:t xml:space="preserve"> omfattas av bilaga 4 EU:s art- och habitatdirektiv vilket innebär ett strikt skydd där arten och dess livsmiljöer ska bevaras. Arten förekommer i alla typer av glesare skogar men föredrar framförallt lövskog. Den födosöker inne bland träden och man hittar den i trädbärande beteshagar, i kantzoner mellan skog och odlingsmark, i närheten av vatten och i bymiljöer. Den undviker stora sammanhängande öppna miljöer såsom åkrar och hyggen. Skogsbruksåtgärder som leder till minskad förekomst av äldre, gles skog och då särskilt tillgång på hålträd och träd med löst sittande bark kan leda till brist på koloniplatser och viloplatser (SLU Artdatabanken, 2024; Skogsstyrelsen, 2016).</w:t>
+      </w:r>
+    </w:p>
+    <w:p>
+      <w:r>
+        <w:rPr>
+          <w:b/>
+        </w:rPr>
         <w:t>Nordfladdermus (NT, §4a)</w:t>
       </w:r>
       <w:r>
         <w:t xml:space="preserve"> omfattas av bilaga 4 EU:s art- och habitatdirektiv vilket innebär ett strikt skydd där arten och dess livsmiljöer ska bevaras. Nordfladdermus föredrar variationsrik skog med förekomst av sjöar, vattendrag och våtmarker och hittas framförallt i halvöppna miljöer som trädbärande beteshagar och i kantzoner mellan skog och odlingsmark. Den undviker stora öppna områden som stora hyggen och större sammanhängande planteringar vilket minskar längden bryn och landskapets heterogenitet och därmed födotillgången och mängden lämpliga jaktplatser. Skogsbruksåtgärder som leder till minskad förekomst av äldre, gles skog och då särskilt tillgång på hålträd och träd med löst sittande bark kan leda till brist på koloniplatser och viloplatser. Nordfladdermus har minskat med 27,5 (5–50) % under de senaste 21 åren och minskningstakten för den svenska populationen bedöms vara nära gränsvärdet för Sårbar (VU). (A2bc) (SLU Artdatabanken, 2024; Skogsstyrelsen, 2016).</w:t>
+      </w:r>
+    </w:p>
+    <w:p>
+      <w:r>
+        <w:rPr>
+          <w:b/>
+        </w:rPr>
+        <w:t>Större brunfladdermus (§4a)</w:t>
+      </w:r>
+      <w:r>
+        <w:t xml:space="preserve"> omfattas av bilaga 4 EU:s art- och habitatdirektiv vilket innebär ett strikt skydd där arten och dess livsmiljöer ska bevaras. Den lever huvudsakligen i större skogsområden med gamla lövträdsbestånd, där den jagar i alla typer av öppna och halvöppna miljöer, ofta över stora sjöar och vattendrag, strandängar, betes- och slåttermarker. Under året utnyttjar fladdermössen många olika miljöer och ett effektivt bevarandearbete måste därför utgå från ett landskapsekologiskt perspektiv. Den viktigaste faktorn för om fladdermössen ska kunna leva i ett område är tillgången på föda i form av nattaktiva insekter. Ett bra hemområde måste erbjuda god födotillgång under hela aktivitetsperioden. Åtgärder som bevarar och gynnar en hög insektsproduktion är därför centrala. I ett varierat landskap med hög andel äldre lövträd, småvatten, sumpskogar, öppna våtmarker, ängar och betesmarker avlöser olika insektsgrupper varandra vilket gör att det hela tiden finns tillräckligt med föda. Gamla träd med grov bark, skador, håligheter eller döda delar bör lämnas och yngre träd (efterträdare) tillåtas finnas kvar och åldras för att säkra framtida förekomst av lämpliga yngelmiljöer. Övervintringsplatser måste skyddas effektivt från störningar (SLU Artdatabanken, 2024).</w:t>
       </w:r>
     </w:p>
     <w:p>
@@ -423,7 +449,7 @@
         <w:rPr>
           <w:i/>
         </w:rPr>
-        <w:t>I det avverkningsanmälda skogsområdet har 3 naturvårdsarter varav 1 rödlistade arter sina livsmiljöer och växtplatser.</w:t>
+        <w:t>I det avverkningsanmälda skogsområdet har 5 naturvårdsarter varav 1 rödlistade arter sina livsmiljöer och växtplatser.</w:t>
       </w:r>
     </w:p>
     <w:p>
@@ -628,6 +654,60 @@
         <w:pStyle w:val="Heading1"/>
       </w:pPr>
       <w:r>
+        <w:t>Dvärgpipistrell – ekologi samt krav på livsmiljön</w:t>
+      </w:r>
+    </w:p>
+    <w:p>
+      <w:r>
+        <w:t>Dvärgpipistrell (§4a) omfattas av bilaga 4 EU:s art- och habitatdirektiv vilket innebär ett strikt skydd för arten och dess livsmiljöer. Arten förekommer i alla typer av glesare skogar men föredrar framförallt lövskog. Den födosöker inne bland träden och man hittar den i trädbärande beteshagar, i kantzoner mellan skog och odlingsmark, i närheten av vatten och i bymiljöer. Den undviker stora sammanhängande öppna miljöer såsom åkrar och hyggen. Skogsbruksåtgärder som leder till minskad förekomst av äldre, gles skog och då särskilt tillgång på hålträd och träd med löst sittande bark kan leda till brist på koloniplatser och viloplatser (SLU Artdatabanken, 2024; Skogsstyrelsen, 2016).</w:t>
+      </w:r>
+    </w:p>
+    <w:p>
+      <w:r>
+        <w:t>Fladdermöss är beroende av hänsyn på landskapsnivå och det är viktigt att alla typer av vatten och våtmarker samt fuktiga skogspartier återställs och bevaras. Sväm- och sumpskog ska alltid sparas, och äldre lövmiljöer bör alltid sparas för födosök, koloniplatser och viloplatser. Utöver kantzoner mot vatten och våtmarker bör tillräckligt breda skyddszoner av uppväxt skog sparas för att skapa och bevara vindskyddade födosöksmiljöer. Genom att binda samman befintliga skogsbestånd med korridorer av uppvuxen skog skapas ett fladdermusvänligt landskap (SLU Artdatabanken, 2024; Skogsstyrelsen, 2016).</w:t>
+      </w:r>
+    </w:p>
+    <w:p>
+      <w:pPr>
+        <w:pStyle w:val="Heading2"/>
+      </w:pPr>
+      <w:r>
+        <w:t>Referenser – dvärgpipistrell</w:t>
+      </w:r>
+    </w:p>
+    <w:p>
+      <w:r>
+        <w:t xml:space="preserve">Skogsstyrelsen, 2016. </w:t>
+      </w:r>
+      <w:r>
+        <w:rPr>
+          <w:i/>
+        </w:rPr>
+        <w:t xml:space="preserve">Vägledning för hänsyn till pipistrell. </w:t>
+      </w:r>
+      <w:r>
+        <w:t>Vägledningar och kunskapsstöd artskydd - Skogsstyrelsen</w:t>
+      </w:r>
+    </w:p>
+    <w:p>
+      <w:r>
+        <w:t>SLU Artdatabanken, 2024.</w:t>
+      </w:r>
+      <w:r>
+        <w:rPr>
+          <w:i/>
+        </w:rPr>
+        <w:t xml:space="preserve">  Artfakta: dvärgpipistrell (Pipistrellus pygmaeus). </w:t>
+      </w:r>
+      <w:r>
+        <w:t>https://artfakta.se/taxa/205995</w:t>
+      </w:r>
+    </w:p>
+    <w:p>
+      <w:pPr>
+        <w:pStyle w:val="Heading1"/>
+      </w:pPr>
+      <w:r>
         <w:t>Nordfladdermus – ekologi samt krav på livsmiljön</w:t>
       </w:r>
     </w:p>
@@ -700,7 +780,7 @@
 </file>
 
 <file path=word/endnotes.xml><?xml version="1.0" encoding="utf-8"?>
-<w:endnotes xmlns:wpc="http://schemas.microsoft.com/office/word/2010/wordprocessingCanvas" xmlns:cx="http://schemas.microsoft.com/office/drawing/2014/chartex" xmlns:cx1="http://schemas.microsoft.com/office/drawing/2015/9/8/chartex" xmlns:cx2="http://schemas.microsoft.com/office/drawing/2015/10/21/chartex" xmlns:cx3="http://schemas.microsoft.com/office/drawing/2016/5/9/chartex" xmlns:cx4="http://schemas.microsoft.com/office/drawing/2016/5/10/chartex" xmlns:cx5="http://schemas.microsoft.com/office/drawing/2016/5/11/chartex" xmlns:cx6="http://schemas.microsoft.com/office/drawing/2016/5/12/chartex" xmlns:cx7="http://schemas.microsoft.com/office/drawing/2016/5/13/chartex" xmlns:cx8="http://schemas.microsoft.com/office/drawing/2016/5/14/chartex" xmlns:mc="http://schemas.openxmlformats.org/markup-compatibility/2006" xmlns:aink="http://schemas.microsoft.com/office/drawing/2016/ink" xmlns:am3d="http://schemas.microsoft.com/office/drawing/2017/model3d" xmlns:o="urn:schemas-microsoft-com:office:office" xmlns:oel="http://schemas.microsoft.com/office/2019/extlst" xmlns:r="http://schemas.openxmlformats.org/officeDocument/2006/relationships" xmlns:m="http://schemas.openxmlformats.org/officeDocument/2006/math" xmlns:v="urn:schemas-microsoft-com:vml" xmlns:wp14="http://schemas.microsoft.com/office/word/2010/wordprocessingDrawing" xmlns:wp="http://schemas.openxmlformats.org/drawingml/2006/wordprocessingDrawing" xmlns:w10="urn:schemas-microsoft-com:office:word" xmlns:w="http://schemas.openxmlformats.org/wordprocessingml/2006/main" xmlns:w14="http://schemas.microsoft.com/office/word/2010/wordml" xmlns:w15="http://schemas.microsoft.com/office/word/2012/wordml" xmlns:w16cex="http://schemas.microsoft.com/office/word/2018/wordml/cex" xmlns:w16cid="http://schemas.microsoft.com/office/word/2016/wordml/cid" xmlns:w16="http://schemas.microsoft.com/office/word/2018/wordml" xmlns:w16sdtdh="http://schemas.microsoft.com/office/word/2020/wordml/sdtdatahash" xmlns:w16se="http://schemas.microsoft.com/office/word/2015/wordml/symex" xmlns:wpg="http://schemas.microsoft.com/office/word/2010/wordprocessingGroup" xmlns:wpi="http://schemas.microsoft.com/office/word/2010/wordprocessingInk" xmlns:wne="http://schemas.microsoft.com/office/word/2006/wordml" xmlns:wps="http://schemas.microsoft.com/office/word/2010/wordprocessingShape" mc:Ignorable="w14 w15 w16se w16cid w16 w16cex w16sdtdh wp14">
+<w:endnotes xmlns:wpc="http://schemas.microsoft.com/office/word/2010/wordprocessingCanvas" xmlns:cx="http://schemas.microsoft.com/office/drawing/2014/chartex" xmlns:cx1="http://schemas.microsoft.com/office/drawing/2015/9/8/chartex" xmlns:cx2="http://schemas.microsoft.com/office/drawing/2015/10/21/chartex" xmlns:cx3="http://schemas.microsoft.com/office/drawing/2016/5/9/chartex" xmlns:cx4="http://schemas.microsoft.com/office/drawing/2016/5/10/chartex" xmlns:cx5="http://schemas.microsoft.com/office/drawing/2016/5/11/chartex" xmlns:cx6="http://schemas.microsoft.com/office/drawing/2016/5/12/chartex" xmlns:cx7="http://schemas.microsoft.com/office/drawing/2016/5/13/chartex" xmlns:cx8="http://schemas.microsoft.com/office/drawing/2016/5/14/chartex" xmlns:mc="http://schemas.openxmlformats.org/markup-compatibility/2006" xmlns:aink="http://schemas.microsoft.com/office/drawing/2016/ink" xmlns:am3d="http://schemas.microsoft.com/office/drawing/2017/model3d" xmlns:o="urn:schemas-microsoft-com:office:office" xmlns:oel="http://schemas.microsoft.com/office/2019/extlst" xmlns:r="http://schemas.openxmlformats.org/officeDocument/2006/relationships" xmlns:m="http://schemas.openxmlformats.org/officeDocument/2006/math" xmlns:v="urn:schemas-microsoft-com:vml" xmlns:wp14="http://schemas.microsoft.com/office/word/2010/wordprocessingDrawing" xmlns:wp="http://schemas.openxmlformats.org/drawingml/2006/wordprocessingDrawing" xmlns:w10="urn:schemas-microsoft-com:office:word" xmlns:w="http://schemas.openxmlformats.org/wordprocessingml/2006/main" xmlns:w14="http://schemas.microsoft.com/office/word/2010/wordml" xmlns:w15="http://schemas.microsoft.com/office/word/2012/wordml" xmlns:w16cex="http://schemas.microsoft.com/office/word/2018/wordml/cex" xmlns:w16cid="http://schemas.microsoft.com/office/word/2016/wordml/cid" xmlns:w16="http://schemas.microsoft.com/office/word/2018/wordml" xmlns:w16du="http://schemas.microsoft.com/office/word/2023/wordml/word16du" xmlns:w16sdtdh="http://schemas.microsoft.com/office/word/2020/wordml/sdtdatahash" xmlns:w16sdtfl="http://schemas.microsoft.com/office/word/2024/wordml/sdtformatlock" xmlns:w16se="http://schemas.microsoft.com/office/word/2015/wordml/symex" xmlns:wpg="http://schemas.microsoft.com/office/word/2010/wordprocessingGroup" xmlns:wpi="http://schemas.microsoft.com/office/word/2010/wordprocessingInk" xmlns:wne="http://schemas.microsoft.com/office/word/2006/wordml" xmlns:wps="http://schemas.microsoft.com/office/word/2010/wordprocessingShape" mc:Ignorable="w14 w15 w16se w16cid w16 w16cex w16sdtdh w16sdtfl w16du wp14">
   <w:endnote w:type="separator" w:id="-1">
     <w:p>
       <w:pPr>
@@ -725,7 +805,7 @@
 </file>
 
 <file path=word/footer1.xml><?xml version="1.0" encoding="utf-8"?>
-<w:ftr xmlns:wpc="http://schemas.microsoft.com/office/word/2010/wordprocessingCanvas" xmlns:cx="http://schemas.microsoft.com/office/drawing/2014/chartex" xmlns:cx1="http://schemas.microsoft.com/office/drawing/2015/9/8/chartex" xmlns:cx2="http://schemas.microsoft.com/office/drawing/2015/10/21/chartex" xmlns:cx3="http://schemas.microsoft.com/office/drawing/2016/5/9/chartex" xmlns:cx4="http://schemas.microsoft.com/office/drawing/2016/5/10/chartex" xmlns:cx5="http://schemas.microsoft.com/office/drawing/2016/5/11/chartex" xmlns:cx6="http://schemas.microsoft.com/office/drawing/2016/5/12/chartex" xmlns:cx7="http://schemas.microsoft.com/office/drawing/2016/5/13/chartex" xmlns:cx8="http://schemas.microsoft.com/office/drawing/2016/5/14/chartex" xmlns:mc="http://schemas.openxmlformats.org/markup-compatibility/2006" xmlns:aink="http://schemas.microsoft.com/office/drawing/2016/ink" xmlns:am3d="http://schemas.microsoft.com/office/drawing/2017/model3d" xmlns:o="urn:schemas-microsoft-com:office:office" xmlns:oel="http://schemas.microsoft.com/office/2019/extlst" xmlns:r="http://schemas.openxmlformats.org/officeDocument/2006/relationships" xmlns:m="http://schemas.openxmlformats.org/officeDocument/2006/math" xmlns:v="urn:schemas-microsoft-com:vml" xmlns:wp14="http://schemas.microsoft.com/office/word/2010/wordprocessingDrawing" xmlns:wp="http://schemas.openxmlformats.org/drawingml/2006/wordprocessingDrawing" xmlns:w10="urn:schemas-microsoft-com:office:word" xmlns:w="http://schemas.openxmlformats.org/wordprocessingml/2006/main" xmlns:w14="http://schemas.microsoft.com/office/word/2010/wordml" xmlns:w15="http://schemas.microsoft.com/office/word/2012/wordml" xmlns:w16cex="http://schemas.microsoft.com/office/word/2018/wordml/cex" xmlns:w16cid="http://schemas.microsoft.com/office/word/2016/wordml/cid" xmlns:w16="http://schemas.microsoft.com/office/word/2018/wordml" xmlns:w16sdtdh="http://schemas.microsoft.com/office/word/2020/wordml/sdtdatahash" xmlns:w16se="http://schemas.microsoft.com/office/word/2015/wordml/symex" xmlns:wpg="http://schemas.microsoft.com/office/word/2010/wordprocessingGroup" xmlns:wpi="http://schemas.microsoft.com/office/word/2010/wordprocessingInk" xmlns:wne="http://schemas.microsoft.com/office/word/2006/wordml" xmlns:wps="http://schemas.microsoft.com/office/word/2010/wordprocessingShape" mc:Ignorable="w14 w15 w16se w16cid w16 w16cex w16sdtdh wp14">
+<w:ftr xmlns:wpc="http://schemas.microsoft.com/office/word/2010/wordprocessingCanvas" xmlns:cx="http://schemas.microsoft.com/office/drawing/2014/chartex" xmlns:cx1="http://schemas.microsoft.com/office/drawing/2015/9/8/chartex" xmlns:cx2="http://schemas.microsoft.com/office/drawing/2015/10/21/chartex" xmlns:cx3="http://schemas.microsoft.com/office/drawing/2016/5/9/chartex" xmlns:cx4="http://schemas.microsoft.com/office/drawing/2016/5/10/chartex" xmlns:cx5="http://schemas.microsoft.com/office/drawing/2016/5/11/chartex" xmlns:cx6="http://schemas.microsoft.com/office/drawing/2016/5/12/chartex" xmlns:cx7="http://schemas.microsoft.com/office/drawing/2016/5/13/chartex" xmlns:cx8="http://schemas.microsoft.com/office/drawing/2016/5/14/chartex" xmlns:mc="http://schemas.openxmlformats.org/markup-compatibility/2006" xmlns:aink="http://schemas.microsoft.com/office/drawing/2016/ink" xmlns:am3d="http://schemas.microsoft.com/office/drawing/2017/model3d" xmlns:o="urn:schemas-microsoft-com:office:office" xmlns:oel="http://schemas.microsoft.com/office/2019/extlst" xmlns:r="http://schemas.openxmlformats.org/officeDocument/2006/relationships" xmlns:m="http://schemas.openxmlformats.org/officeDocument/2006/math" xmlns:v="urn:schemas-microsoft-com:vml" xmlns:wp14="http://schemas.microsoft.com/office/word/2010/wordprocessingDrawing" xmlns:wp="http://schemas.openxmlformats.org/drawingml/2006/wordprocessingDrawing" xmlns:w10="urn:schemas-microsoft-com:office:word" xmlns:w="http://schemas.openxmlformats.org/wordprocessingml/2006/main" xmlns:w14="http://schemas.microsoft.com/office/word/2010/wordml" xmlns:w15="http://schemas.microsoft.com/office/word/2012/wordml" xmlns:w16cex="http://schemas.microsoft.com/office/word/2018/wordml/cex" xmlns:w16cid="http://schemas.microsoft.com/office/word/2016/wordml/cid" xmlns:w16="http://schemas.microsoft.com/office/word/2018/wordml" xmlns:w16du="http://schemas.microsoft.com/office/word/2023/wordml/word16du" xmlns:w16sdtdh="http://schemas.microsoft.com/office/word/2020/wordml/sdtdatahash" xmlns:w16sdtfl="http://schemas.microsoft.com/office/word/2024/wordml/sdtformatlock" xmlns:w16se="http://schemas.microsoft.com/office/word/2015/wordml/symex" xmlns:wpg="http://schemas.microsoft.com/office/word/2010/wordprocessingGroup" xmlns:wpi="http://schemas.microsoft.com/office/word/2010/wordprocessingInk" xmlns:wne="http://schemas.microsoft.com/office/word/2006/wordml" xmlns:wps="http://schemas.microsoft.com/office/word/2010/wordprocessingShape" mc:Ignorable="w14 w15 w16se w16cid w16 w16cex w16sdtdh w16sdtfl w16du wp14">
   <w:p>
     <w:pPr>
       <w:pStyle w:val="Footer"/>
@@ -735,7 +815,7 @@
 </file>
 
 <file path=word/footer2.xml><?xml version="1.0" encoding="utf-8"?>
-<w:ftr xmlns:wpc="http://schemas.microsoft.com/office/word/2010/wordprocessingCanvas" xmlns:cx="http://schemas.microsoft.com/office/drawing/2014/chartex" xmlns:cx1="http://schemas.microsoft.com/office/drawing/2015/9/8/chartex" xmlns:cx2="http://schemas.microsoft.com/office/drawing/2015/10/21/chartex" xmlns:cx3="http://schemas.microsoft.com/office/drawing/2016/5/9/chartex" xmlns:cx4="http://schemas.microsoft.com/office/drawing/2016/5/10/chartex" xmlns:cx5="http://schemas.microsoft.com/office/drawing/2016/5/11/chartex" xmlns:cx6="http://schemas.microsoft.com/office/drawing/2016/5/12/chartex" xmlns:cx7="http://schemas.microsoft.com/office/drawing/2016/5/13/chartex" xmlns:cx8="http://schemas.microsoft.com/office/drawing/2016/5/14/chartex" xmlns:mc="http://schemas.openxmlformats.org/markup-compatibility/2006" xmlns:aink="http://schemas.microsoft.com/office/drawing/2016/ink" xmlns:am3d="http://schemas.microsoft.com/office/drawing/2017/model3d" xmlns:o="urn:schemas-microsoft-com:office:office" xmlns:oel="http://schemas.microsoft.com/office/2019/extlst" xmlns:r="http://schemas.openxmlformats.org/officeDocument/2006/relationships" xmlns:m="http://schemas.openxmlformats.org/officeDocument/2006/math" xmlns:v="urn:schemas-microsoft-com:vml" xmlns:wp14="http://schemas.microsoft.com/office/word/2010/wordprocessingDrawing" xmlns:wp="http://schemas.openxmlformats.org/drawingml/2006/wordprocessingDrawing" xmlns:w10="urn:schemas-microsoft-com:office:word" xmlns:w="http://schemas.openxmlformats.org/wordprocessingml/2006/main" xmlns:w14="http://schemas.microsoft.com/office/word/2010/wordml" xmlns:w15="http://schemas.microsoft.com/office/word/2012/wordml" xmlns:w16cex="http://schemas.microsoft.com/office/word/2018/wordml/cex" xmlns:w16cid="http://schemas.microsoft.com/office/word/2016/wordml/cid" xmlns:w16="http://schemas.microsoft.com/office/word/2018/wordml" xmlns:w16sdtdh="http://schemas.microsoft.com/office/word/2020/wordml/sdtdatahash" xmlns:w16se="http://schemas.microsoft.com/office/word/2015/wordml/symex" xmlns:wpg="http://schemas.microsoft.com/office/word/2010/wordprocessingGroup" xmlns:wpi="http://schemas.microsoft.com/office/word/2010/wordprocessingInk" xmlns:wne="http://schemas.microsoft.com/office/word/2006/wordml" xmlns:wps="http://schemas.microsoft.com/office/word/2010/wordprocessingShape" mc:Ignorable="w14 w15 w16se w16cid w16 w16cex w16sdtdh wp14">
+<w:ftr xmlns:wpc="http://schemas.microsoft.com/office/word/2010/wordprocessingCanvas" xmlns:cx="http://schemas.microsoft.com/office/drawing/2014/chartex" xmlns:cx1="http://schemas.microsoft.com/office/drawing/2015/9/8/chartex" xmlns:cx2="http://schemas.microsoft.com/office/drawing/2015/10/21/chartex" xmlns:cx3="http://schemas.microsoft.com/office/drawing/2016/5/9/chartex" xmlns:cx4="http://schemas.microsoft.com/office/drawing/2016/5/10/chartex" xmlns:cx5="http://schemas.microsoft.com/office/drawing/2016/5/11/chartex" xmlns:cx6="http://schemas.microsoft.com/office/drawing/2016/5/12/chartex" xmlns:cx7="http://schemas.microsoft.com/office/drawing/2016/5/13/chartex" xmlns:cx8="http://schemas.microsoft.com/office/drawing/2016/5/14/chartex" xmlns:mc="http://schemas.openxmlformats.org/markup-compatibility/2006" xmlns:aink="http://schemas.microsoft.com/office/drawing/2016/ink" xmlns:am3d="http://schemas.microsoft.com/office/drawing/2017/model3d" xmlns:o="urn:schemas-microsoft-com:office:office" xmlns:oel="http://schemas.microsoft.com/office/2019/extlst" xmlns:r="http://schemas.openxmlformats.org/officeDocument/2006/relationships" xmlns:m="http://schemas.openxmlformats.org/officeDocument/2006/math" xmlns:v="urn:schemas-microsoft-com:vml" xmlns:wp14="http://schemas.microsoft.com/office/word/2010/wordprocessingDrawing" xmlns:wp="http://schemas.openxmlformats.org/drawingml/2006/wordprocessingDrawing" xmlns:w10="urn:schemas-microsoft-com:office:word" xmlns:w="http://schemas.openxmlformats.org/wordprocessingml/2006/main" xmlns:w14="http://schemas.microsoft.com/office/word/2010/wordml" xmlns:w15="http://schemas.microsoft.com/office/word/2012/wordml" xmlns:w16cex="http://schemas.microsoft.com/office/word/2018/wordml/cex" xmlns:w16cid="http://schemas.microsoft.com/office/word/2016/wordml/cid" xmlns:w16="http://schemas.microsoft.com/office/word/2018/wordml" xmlns:w16du="http://schemas.microsoft.com/office/word/2023/wordml/word16du" xmlns:w16sdtdh="http://schemas.microsoft.com/office/word/2020/wordml/sdtdatahash" xmlns:w16sdtfl="http://schemas.microsoft.com/office/word/2024/wordml/sdtformatlock" xmlns:w16se="http://schemas.microsoft.com/office/word/2015/wordml/symex" xmlns:wpg="http://schemas.microsoft.com/office/word/2010/wordprocessingGroup" xmlns:wpi="http://schemas.microsoft.com/office/word/2010/wordprocessingInk" xmlns:wne="http://schemas.microsoft.com/office/word/2006/wordml" xmlns:wps="http://schemas.microsoft.com/office/word/2010/wordprocessingShape" mc:Ignorable="w14 w15 w16se w16cid w16 w16cex w16sdtdh w16sdtfl w16du wp14">
   <w:p>
     <w:pPr>
       <w:pStyle w:val="Footer"/>
@@ -745,7 +825,7 @@
 </file>
 
 <file path=word/footer3.xml><?xml version="1.0" encoding="utf-8"?>
-<w:ftr xmlns:wpc="http://schemas.microsoft.com/office/word/2010/wordprocessingCanvas" xmlns:cx="http://schemas.microsoft.com/office/drawing/2014/chartex" xmlns:cx1="http://schemas.microsoft.com/office/drawing/2015/9/8/chartex" xmlns:cx2="http://schemas.microsoft.com/office/drawing/2015/10/21/chartex" xmlns:cx3="http://schemas.microsoft.com/office/drawing/2016/5/9/chartex" xmlns:cx4="http://schemas.microsoft.com/office/drawing/2016/5/10/chartex" xmlns:cx5="http://schemas.microsoft.com/office/drawing/2016/5/11/chartex" xmlns:cx6="http://schemas.microsoft.com/office/drawing/2016/5/12/chartex" xmlns:cx7="http://schemas.microsoft.com/office/drawing/2016/5/13/chartex" xmlns:cx8="http://schemas.microsoft.com/office/drawing/2016/5/14/chartex" xmlns:mc="http://schemas.openxmlformats.org/markup-compatibility/2006" xmlns:aink="http://schemas.microsoft.com/office/drawing/2016/ink" xmlns:am3d="http://schemas.microsoft.com/office/drawing/2017/model3d" xmlns:o="urn:schemas-microsoft-com:office:office" xmlns:oel="http://schemas.microsoft.com/office/2019/extlst" xmlns:r="http://schemas.openxmlformats.org/officeDocument/2006/relationships" xmlns:m="http://schemas.openxmlformats.org/officeDocument/2006/math" xmlns:v="urn:schemas-microsoft-com:vml" xmlns:wp14="http://schemas.microsoft.com/office/word/2010/wordprocessingDrawing" xmlns:wp="http://schemas.openxmlformats.org/drawingml/2006/wordprocessingDrawing" xmlns:w10="urn:schemas-microsoft-com:office:word" xmlns:w="http://schemas.openxmlformats.org/wordprocessingml/2006/main" xmlns:w14="http://schemas.microsoft.com/office/word/2010/wordml" xmlns:w15="http://schemas.microsoft.com/office/word/2012/wordml" xmlns:w16cex="http://schemas.microsoft.com/office/word/2018/wordml/cex" xmlns:w16cid="http://schemas.microsoft.com/office/word/2016/wordml/cid" xmlns:w16="http://schemas.microsoft.com/office/word/2018/wordml" xmlns:w16sdtdh="http://schemas.microsoft.com/office/word/2020/wordml/sdtdatahash" xmlns:w16se="http://schemas.microsoft.com/office/word/2015/wordml/symex" xmlns:wpg="http://schemas.microsoft.com/office/word/2010/wordprocessingGroup" xmlns:wpi="http://schemas.microsoft.com/office/word/2010/wordprocessingInk" xmlns:wne="http://schemas.microsoft.com/office/word/2006/wordml" xmlns:wps="http://schemas.microsoft.com/office/word/2010/wordprocessingShape" mc:Ignorable="w14 w15 w16se w16cid w16 w16cex w16sdtdh wp14">
+<w:ftr xmlns:wpc="http://schemas.microsoft.com/office/word/2010/wordprocessingCanvas" xmlns:cx="http://schemas.microsoft.com/office/drawing/2014/chartex" xmlns:cx1="http://schemas.microsoft.com/office/drawing/2015/9/8/chartex" xmlns:cx2="http://schemas.microsoft.com/office/drawing/2015/10/21/chartex" xmlns:cx3="http://schemas.microsoft.com/office/drawing/2016/5/9/chartex" xmlns:cx4="http://schemas.microsoft.com/office/drawing/2016/5/10/chartex" xmlns:cx5="http://schemas.microsoft.com/office/drawing/2016/5/11/chartex" xmlns:cx6="http://schemas.microsoft.com/office/drawing/2016/5/12/chartex" xmlns:cx7="http://schemas.microsoft.com/office/drawing/2016/5/13/chartex" xmlns:cx8="http://schemas.microsoft.com/office/drawing/2016/5/14/chartex" xmlns:mc="http://schemas.openxmlformats.org/markup-compatibility/2006" xmlns:aink="http://schemas.microsoft.com/office/drawing/2016/ink" xmlns:am3d="http://schemas.microsoft.com/office/drawing/2017/model3d" xmlns:o="urn:schemas-microsoft-com:office:office" xmlns:oel="http://schemas.microsoft.com/office/2019/extlst" xmlns:r="http://schemas.openxmlformats.org/officeDocument/2006/relationships" xmlns:m="http://schemas.openxmlformats.org/officeDocument/2006/math" xmlns:v="urn:schemas-microsoft-com:vml" xmlns:wp14="http://schemas.microsoft.com/office/word/2010/wordprocessingDrawing" xmlns:wp="http://schemas.openxmlformats.org/drawingml/2006/wordprocessingDrawing" xmlns:w10="urn:schemas-microsoft-com:office:word" xmlns:w="http://schemas.openxmlformats.org/wordprocessingml/2006/main" xmlns:w14="http://schemas.microsoft.com/office/word/2010/wordml" xmlns:w15="http://schemas.microsoft.com/office/word/2012/wordml" xmlns:w16cex="http://schemas.microsoft.com/office/word/2018/wordml/cex" xmlns:w16cid="http://schemas.microsoft.com/office/word/2016/wordml/cid" xmlns:w16="http://schemas.microsoft.com/office/word/2018/wordml" xmlns:w16du="http://schemas.microsoft.com/office/word/2023/wordml/word16du" xmlns:w16sdtdh="http://schemas.microsoft.com/office/word/2020/wordml/sdtdatahash" xmlns:w16sdtfl="http://schemas.microsoft.com/office/word/2024/wordml/sdtformatlock" xmlns:w16se="http://schemas.microsoft.com/office/word/2015/wordml/symex" xmlns:wpg="http://schemas.microsoft.com/office/word/2010/wordprocessingGroup" xmlns:wpi="http://schemas.microsoft.com/office/word/2010/wordprocessingInk" xmlns:wne="http://schemas.microsoft.com/office/word/2006/wordml" xmlns:wps="http://schemas.microsoft.com/office/word/2010/wordprocessingShape" mc:Ignorable="w14 w15 w16se w16cid w16 w16cex w16sdtdh w16sdtfl w16du wp14">
   <w:p>
     <w:pPr>
       <w:pStyle w:val="Footer"/>
@@ -755,7 +835,7 @@
 </file>
 
 <file path=word/footnotes.xml><?xml version="1.0" encoding="utf-8"?>
-<w:footnotes xmlns:wpc="http://schemas.microsoft.com/office/word/2010/wordprocessingCanvas" xmlns:cx="http://schemas.microsoft.com/office/drawing/2014/chartex" xmlns:cx1="http://schemas.microsoft.com/office/drawing/2015/9/8/chartex" xmlns:cx2="http://schemas.microsoft.com/office/drawing/2015/10/21/chartex" xmlns:cx3="http://schemas.microsoft.com/office/drawing/2016/5/9/chartex" xmlns:cx4="http://schemas.microsoft.com/office/drawing/2016/5/10/chartex" xmlns:cx5="http://schemas.microsoft.com/office/drawing/2016/5/11/chartex" xmlns:cx6="http://schemas.microsoft.com/office/drawing/2016/5/12/chartex" xmlns:cx7="http://schemas.microsoft.com/office/drawing/2016/5/13/chartex" xmlns:cx8="http://schemas.microsoft.com/office/drawing/2016/5/14/chartex" xmlns:mc="http://schemas.openxmlformats.org/markup-compatibility/2006" xmlns:aink="http://schemas.microsoft.com/office/drawing/2016/ink" xmlns:am3d="http://schemas.microsoft.com/office/drawing/2017/model3d" xmlns:o="urn:schemas-microsoft-com:office:office" xmlns:oel="http://schemas.microsoft.com/office/2019/extlst" xmlns:r="http://schemas.openxmlformats.org/officeDocument/2006/relationships" xmlns:m="http://schemas.openxmlformats.org/officeDocument/2006/math" xmlns:v="urn:schemas-microsoft-com:vml" xmlns:wp14="http://schemas.microsoft.com/office/word/2010/wordprocessingDrawing" xmlns:wp="http://schemas.openxmlformats.org/drawingml/2006/wordprocessingDrawing" xmlns:w10="urn:schemas-microsoft-com:office:word" xmlns:w="http://schemas.openxmlformats.org/wordprocessingml/2006/main" xmlns:w14="http://schemas.microsoft.com/office/word/2010/wordml" xmlns:w15="http://schemas.microsoft.com/office/word/2012/wordml" xmlns:w16cex="http://schemas.microsoft.com/office/word/2018/wordml/cex" xmlns:w16cid="http://schemas.microsoft.com/office/word/2016/wordml/cid" xmlns:w16="http://schemas.microsoft.com/office/word/2018/wordml" xmlns:w16sdtdh="http://schemas.microsoft.com/office/word/2020/wordml/sdtdatahash" xmlns:w16se="http://schemas.microsoft.com/office/word/2015/wordml/symex" xmlns:wpg="http://schemas.microsoft.com/office/word/2010/wordprocessingGroup" xmlns:wpi="http://schemas.microsoft.com/office/word/2010/wordprocessingInk" xmlns:wne="http://schemas.microsoft.com/office/word/2006/wordml" xmlns:wps="http://schemas.microsoft.com/office/word/2010/wordprocessingShape" mc:Ignorable="w14 w15 w16se w16cid w16 w16cex w16sdtdh wp14">
+<w:footnotes xmlns:wpc="http://schemas.microsoft.com/office/word/2010/wordprocessingCanvas" xmlns:cx="http://schemas.microsoft.com/office/drawing/2014/chartex" xmlns:cx1="http://schemas.microsoft.com/office/drawing/2015/9/8/chartex" xmlns:cx2="http://schemas.microsoft.com/office/drawing/2015/10/21/chartex" xmlns:cx3="http://schemas.microsoft.com/office/drawing/2016/5/9/chartex" xmlns:cx4="http://schemas.microsoft.com/office/drawing/2016/5/10/chartex" xmlns:cx5="http://schemas.microsoft.com/office/drawing/2016/5/11/chartex" xmlns:cx6="http://schemas.microsoft.com/office/drawing/2016/5/12/chartex" xmlns:cx7="http://schemas.microsoft.com/office/drawing/2016/5/13/chartex" xmlns:cx8="http://schemas.microsoft.com/office/drawing/2016/5/14/chartex" xmlns:mc="http://schemas.openxmlformats.org/markup-compatibility/2006" xmlns:aink="http://schemas.microsoft.com/office/drawing/2016/ink" xmlns:am3d="http://schemas.microsoft.com/office/drawing/2017/model3d" xmlns:o="urn:schemas-microsoft-com:office:office" xmlns:oel="http://schemas.microsoft.com/office/2019/extlst" xmlns:r="http://schemas.openxmlformats.org/officeDocument/2006/relationships" xmlns:m="http://schemas.openxmlformats.org/officeDocument/2006/math" xmlns:v="urn:schemas-microsoft-com:vml" xmlns:wp14="http://schemas.microsoft.com/office/word/2010/wordprocessingDrawing" xmlns:wp="http://schemas.openxmlformats.org/drawingml/2006/wordprocessingDrawing" xmlns:w10="urn:schemas-microsoft-com:office:word" xmlns:w="http://schemas.openxmlformats.org/wordprocessingml/2006/main" xmlns:w14="http://schemas.microsoft.com/office/word/2010/wordml" xmlns:w15="http://schemas.microsoft.com/office/word/2012/wordml" xmlns:w16cex="http://schemas.microsoft.com/office/word/2018/wordml/cex" xmlns:w16cid="http://schemas.microsoft.com/office/word/2016/wordml/cid" xmlns:w16="http://schemas.microsoft.com/office/word/2018/wordml" xmlns:w16du="http://schemas.microsoft.com/office/word/2023/wordml/word16du" xmlns:w16sdtdh="http://schemas.microsoft.com/office/word/2020/wordml/sdtdatahash" xmlns:w16sdtfl="http://schemas.microsoft.com/office/word/2024/wordml/sdtformatlock" xmlns:w16se="http://schemas.microsoft.com/office/word/2015/wordml/symex" xmlns:wpg="http://schemas.microsoft.com/office/word/2010/wordprocessingGroup" xmlns:wpi="http://schemas.microsoft.com/office/word/2010/wordprocessingInk" xmlns:wne="http://schemas.microsoft.com/office/word/2006/wordml" xmlns:wps="http://schemas.microsoft.com/office/word/2010/wordprocessingShape" mc:Ignorable="w14 w15 w16se w16cid w16 w16cex w16sdtdh w16sdtfl w16du wp14">
   <w:footnote w:type="separator" w:id="-1">
     <w:p>
       <w:pPr>
@@ -780,7 +860,7 @@
 </file>
 
 <file path=word/header1.xml><?xml version="1.0" encoding="utf-8"?>
-<w:hdr xmlns:wpc="http://schemas.microsoft.com/office/word/2010/wordprocessingCanvas" xmlns:cx="http://schemas.microsoft.com/office/drawing/2014/chartex" xmlns:cx1="http://schemas.microsoft.com/office/drawing/2015/9/8/chartex" xmlns:cx2="http://schemas.microsoft.com/office/drawing/2015/10/21/chartex" xmlns:cx3="http://schemas.microsoft.com/office/drawing/2016/5/9/chartex" xmlns:cx4="http://schemas.microsoft.com/office/drawing/2016/5/10/chartex" xmlns:cx5="http://schemas.microsoft.com/office/drawing/2016/5/11/chartex" xmlns:cx6="http://schemas.microsoft.com/office/drawing/2016/5/12/chartex" xmlns:cx7="http://schemas.microsoft.com/office/drawing/2016/5/13/chartex" xmlns:cx8="http://schemas.microsoft.com/office/drawing/2016/5/14/chartex" xmlns:mc="http://schemas.openxmlformats.org/markup-compatibility/2006" xmlns:aink="http://schemas.microsoft.com/office/drawing/2016/ink" xmlns:am3d="http://schemas.microsoft.com/office/drawing/2017/model3d" xmlns:o="urn:schemas-microsoft-com:office:office" xmlns:oel="http://schemas.microsoft.com/office/2019/extlst" xmlns:r="http://schemas.openxmlformats.org/officeDocument/2006/relationships" xmlns:m="http://schemas.openxmlformats.org/officeDocument/2006/math" xmlns:v="urn:schemas-microsoft-com:vml" xmlns:wp14="http://schemas.microsoft.com/office/word/2010/wordprocessingDrawing" xmlns:wp="http://schemas.openxmlformats.org/drawingml/2006/wordprocessingDrawing" xmlns:w10="urn:schemas-microsoft-com:office:word" xmlns:w="http://schemas.openxmlformats.org/wordprocessingml/2006/main" xmlns:w14="http://schemas.microsoft.com/office/word/2010/wordml" xmlns:w15="http://schemas.microsoft.com/office/word/2012/wordml" xmlns:w16cex="http://schemas.microsoft.com/office/word/2018/wordml/cex" xmlns:w16cid="http://schemas.microsoft.com/office/word/2016/wordml/cid" xmlns:w16="http://schemas.microsoft.com/office/word/2018/wordml" xmlns:w16sdtdh="http://schemas.microsoft.com/office/word/2020/wordml/sdtdatahash" xmlns:w16se="http://schemas.microsoft.com/office/word/2015/wordml/symex" xmlns:wpg="http://schemas.microsoft.com/office/word/2010/wordprocessingGroup" xmlns:wpi="http://schemas.microsoft.com/office/word/2010/wordprocessingInk" xmlns:wne="http://schemas.microsoft.com/office/word/2006/wordml" xmlns:wps="http://schemas.microsoft.com/office/word/2010/wordprocessingShape" mc:Ignorable="w14 w15 w16se w16cid w16 w16cex w16sdtdh wp14">
+<w:hdr xmlns:wpc="http://schemas.microsoft.com/office/word/2010/wordprocessingCanvas" xmlns:cx="http://schemas.microsoft.com/office/drawing/2014/chartex" xmlns:cx1="http://schemas.microsoft.com/office/drawing/2015/9/8/chartex" xmlns:cx2="http://schemas.microsoft.com/office/drawing/2015/10/21/chartex" xmlns:cx3="http://schemas.microsoft.com/office/drawing/2016/5/9/chartex" xmlns:cx4="http://schemas.microsoft.com/office/drawing/2016/5/10/chartex" xmlns:cx5="http://schemas.microsoft.com/office/drawing/2016/5/11/chartex" xmlns:cx6="http://schemas.microsoft.com/office/drawing/2016/5/12/chartex" xmlns:cx7="http://schemas.microsoft.com/office/drawing/2016/5/13/chartex" xmlns:cx8="http://schemas.microsoft.com/office/drawing/2016/5/14/chartex" xmlns:mc="http://schemas.openxmlformats.org/markup-compatibility/2006" xmlns:aink="http://schemas.microsoft.com/office/drawing/2016/ink" xmlns:am3d="http://schemas.microsoft.com/office/drawing/2017/model3d" xmlns:o="urn:schemas-microsoft-com:office:office" xmlns:oel="http://schemas.microsoft.com/office/2019/extlst" xmlns:r="http://schemas.openxmlformats.org/officeDocument/2006/relationships" xmlns:m="http://schemas.openxmlformats.org/officeDocument/2006/math" xmlns:v="urn:schemas-microsoft-com:vml" xmlns:wp14="http://schemas.microsoft.com/office/word/2010/wordprocessingDrawing" xmlns:wp="http://schemas.openxmlformats.org/drawingml/2006/wordprocessingDrawing" xmlns:w10="urn:schemas-microsoft-com:office:word" xmlns:w="http://schemas.openxmlformats.org/wordprocessingml/2006/main" xmlns:w14="http://schemas.microsoft.com/office/word/2010/wordml" xmlns:w15="http://schemas.microsoft.com/office/word/2012/wordml" xmlns:w16cex="http://schemas.microsoft.com/office/word/2018/wordml/cex" xmlns:w16cid="http://schemas.microsoft.com/office/word/2016/wordml/cid" xmlns:w16="http://schemas.microsoft.com/office/word/2018/wordml" xmlns:w16du="http://schemas.microsoft.com/office/word/2023/wordml/word16du" xmlns:w16sdtdh="http://schemas.microsoft.com/office/word/2020/wordml/sdtdatahash" xmlns:w16sdtfl="http://schemas.microsoft.com/office/word/2024/wordml/sdtformatlock" xmlns:w16se="http://schemas.microsoft.com/office/word/2015/wordml/symex" xmlns:wpg="http://schemas.microsoft.com/office/word/2010/wordprocessingGroup" xmlns:wpi="http://schemas.microsoft.com/office/word/2010/wordprocessingInk" xmlns:wne="http://schemas.microsoft.com/office/word/2006/wordml" xmlns:wps="http://schemas.microsoft.com/office/word/2010/wordprocessingShape" mc:Ignorable="w14 w15 w16se w16cid w16 w16cex w16sdtdh w16sdtfl w16du wp14">
   <w:p>
     <w:pPr>
       <w:pStyle w:val="Header"/>
@@ -790,7 +870,7 @@
 </file>
 
 <file path=word/header2.xml><?xml version="1.0" encoding="utf-8"?>
-<w:hdr xmlns:wpc="http://schemas.microsoft.com/office/word/2010/wordprocessingCanvas" xmlns:cx="http://schemas.microsoft.com/office/drawing/2014/chartex" xmlns:cx1="http://schemas.microsoft.com/office/drawing/2015/9/8/chartex" xmlns:cx2="http://schemas.microsoft.com/office/drawing/2015/10/21/chartex" xmlns:cx3="http://schemas.microsoft.com/office/drawing/2016/5/9/chartex" xmlns:cx4="http://schemas.microsoft.com/office/drawing/2016/5/10/chartex" xmlns:cx5="http://schemas.microsoft.com/office/drawing/2016/5/11/chartex" xmlns:cx6="http://schemas.microsoft.com/office/drawing/2016/5/12/chartex" xmlns:cx7="http://schemas.microsoft.com/office/drawing/2016/5/13/chartex" xmlns:cx8="http://schemas.microsoft.com/office/drawing/2016/5/14/chartex" xmlns:mc="http://schemas.openxmlformats.org/markup-compatibility/2006" xmlns:aink="http://schemas.microsoft.com/office/drawing/2016/ink" xmlns:am3d="http://schemas.microsoft.com/office/drawing/2017/model3d" xmlns:o="urn:schemas-microsoft-com:office:office" xmlns:oel="http://schemas.microsoft.com/office/2019/extlst" xmlns:r="http://schemas.openxmlformats.org/officeDocument/2006/relationships" xmlns:m="http://schemas.openxmlformats.org/officeDocument/2006/math" xmlns:v="urn:schemas-microsoft-com:vml" xmlns:wp14="http://schemas.microsoft.com/office/word/2010/wordprocessingDrawing" xmlns:wp="http://schemas.openxmlformats.org/drawingml/2006/wordprocessingDrawing" xmlns:w10="urn:schemas-microsoft-com:office:word" xmlns:w="http://schemas.openxmlformats.org/wordprocessingml/2006/main" xmlns:w14="http://schemas.microsoft.com/office/word/2010/wordml" xmlns:w15="http://schemas.microsoft.com/office/word/2012/wordml" xmlns:w16cex="http://schemas.microsoft.com/office/word/2018/wordml/cex" xmlns:w16cid="http://schemas.microsoft.com/office/word/2016/wordml/cid" xmlns:w16="http://schemas.microsoft.com/office/word/2018/wordml" xmlns:w16sdtdh="http://schemas.microsoft.com/office/word/2020/wordml/sdtdatahash" xmlns:w16se="http://schemas.microsoft.com/office/word/2015/wordml/symex" xmlns:wpg="http://schemas.microsoft.com/office/word/2010/wordprocessingGroup" xmlns:wpi="http://schemas.microsoft.com/office/word/2010/wordprocessingInk" xmlns:wne="http://schemas.microsoft.com/office/word/2006/wordml" xmlns:wps="http://schemas.microsoft.com/office/word/2010/wordprocessingShape" mc:Ignorable="w14 w15 w16se w16cid w16 w16cex w16sdtdh wp14">
+<w:hdr xmlns:wpc="http://schemas.microsoft.com/office/word/2010/wordprocessingCanvas" xmlns:cx="http://schemas.microsoft.com/office/drawing/2014/chartex" xmlns:cx1="http://schemas.microsoft.com/office/drawing/2015/9/8/chartex" xmlns:cx2="http://schemas.microsoft.com/office/drawing/2015/10/21/chartex" xmlns:cx3="http://schemas.microsoft.com/office/drawing/2016/5/9/chartex" xmlns:cx4="http://schemas.microsoft.com/office/drawing/2016/5/10/chartex" xmlns:cx5="http://schemas.microsoft.com/office/drawing/2016/5/11/chartex" xmlns:cx6="http://schemas.microsoft.com/office/drawing/2016/5/12/chartex" xmlns:cx7="http://schemas.microsoft.com/office/drawing/2016/5/13/chartex" xmlns:cx8="http://schemas.microsoft.com/office/drawing/2016/5/14/chartex" xmlns:mc="http://schemas.openxmlformats.org/markup-compatibility/2006" xmlns:aink="http://schemas.microsoft.com/office/drawing/2016/ink" xmlns:am3d="http://schemas.microsoft.com/office/drawing/2017/model3d" xmlns:o="urn:schemas-microsoft-com:office:office" xmlns:oel="http://schemas.microsoft.com/office/2019/extlst" xmlns:r="http://schemas.openxmlformats.org/officeDocument/2006/relationships" xmlns:m="http://schemas.openxmlformats.org/officeDocument/2006/math" xmlns:v="urn:schemas-microsoft-com:vml" xmlns:wp14="http://schemas.microsoft.com/office/word/2010/wordprocessingDrawing" xmlns:wp="http://schemas.openxmlformats.org/drawingml/2006/wordprocessingDrawing" xmlns:w10="urn:schemas-microsoft-com:office:word" xmlns:w="http://schemas.openxmlformats.org/wordprocessingml/2006/main" xmlns:w14="http://schemas.microsoft.com/office/word/2010/wordml" xmlns:w15="http://schemas.microsoft.com/office/word/2012/wordml" xmlns:w16cex="http://schemas.microsoft.com/office/word/2018/wordml/cex" xmlns:w16cid="http://schemas.microsoft.com/office/word/2016/wordml/cid" xmlns:w16="http://schemas.microsoft.com/office/word/2018/wordml" xmlns:w16du="http://schemas.microsoft.com/office/word/2023/wordml/word16du" xmlns:w16sdtdh="http://schemas.microsoft.com/office/word/2020/wordml/sdtdatahash" xmlns:w16sdtfl="http://schemas.microsoft.com/office/word/2024/wordml/sdtformatlock" xmlns:w16se="http://schemas.microsoft.com/office/word/2015/wordml/symex" xmlns:wpg="http://schemas.microsoft.com/office/word/2010/wordprocessingGroup" xmlns:wpi="http://schemas.microsoft.com/office/word/2010/wordprocessingInk" xmlns:wne="http://schemas.microsoft.com/office/word/2006/wordml" xmlns:wps="http://schemas.microsoft.com/office/word/2010/wordprocessingShape" mc:Ignorable="w14 w15 w16se w16cid w16 w16cex w16sdtdh w16sdtfl w16du wp14">
   <w:p>
     <w:pPr>
       <w:pStyle w:val="Header"/>
@@ -801,7 +881,7 @@
 </file>
 
 <file path=word/header3.xml><?xml version="1.0" encoding="utf-8"?>
-<w:hdr xmlns:wpc="http://schemas.microsoft.com/office/word/2010/wordprocessingCanvas" xmlns:cx="http://schemas.microsoft.com/office/drawing/2014/chartex" xmlns:cx1="http://schemas.microsoft.com/office/drawing/2015/9/8/chartex" xmlns:cx2="http://schemas.microsoft.com/office/drawing/2015/10/21/chartex" xmlns:cx3="http://schemas.microsoft.com/office/drawing/2016/5/9/chartex" xmlns:cx4="http://schemas.microsoft.com/office/drawing/2016/5/10/chartex" xmlns:cx5="http://schemas.microsoft.com/office/drawing/2016/5/11/chartex" xmlns:cx6="http://schemas.microsoft.com/office/drawing/2016/5/12/chartex" xmlns:cx7="http://schemas.microsoft.com/office/drawing/2016/5/13/chartex" xmlns:cx8="http://schemas.microsoft.com/office/drawing/2016/5/14/chartex" xmlns:mc="http://schemas.openxmlformats.org/markup-compatibility/2006" xmlns:aink="http://schemas.microsoft.com/office/drawing/2016/ink" xmlns:am3d="http://schemas.microsoft.com/office/drawing/2017/model3d" xmlns:o="urn:schemas-microsoft-com:office:office" xmlns:oel="http://schemas.microsoft.com/office/2019/extlst" xmlns:r="http://schemas.openxmlformats.org/officeDocument/2006/relationships" xmlns:m="http://schemas.openxmlformats.org/officeDocument/2006/math" xmlns:v="urn:schemas-microsoft-com:vml" xmlns:wp14="http://schemas.microsoft.com/office/word/2010/wordprocessingDrawing" xmlns:wp="http://schemas.openxmlformats.org/drawingml/2006/wordprocessingDrawing" xmlns:w10="urn:schemas-microsoft-com:office:word" xmlns:w="http://schemas.openxmlformats.org/wordprocessingml/2006/main" xmlns:w14="http://schemas.microsoft.com/office/word/2010/wordml" xmlns:w15="http://schemas.microsoft.com/office/word/2012/wordml" xmlns:w16cex="http://schemas.microsoft.com/office/word/2018/wordml/cex" xmlns:w16cid="http://schemas.microsoft.com/office/word/2016/wordml/cid" xmlns:w16="http://schemas.microsoft.com/office/word/2018/wordml" xmlns:w16sdtdh="http://schemas.microsoft.com/office/word/2020/wordml/sdtdatahash" xmlns:w16se="http://schemas.microsoft.com/office/word/2015/wordml/symex" xmlns:wpg="http://schemas.microsoft.com/office/word/2010/wordprocessingGroup" xmlns:wpi="http://schemas.microsoft.com/office/word/2010/wordprocessingInk" xmlns:wne="http://schemas.microsoft.com/office/word/2006/wordml" xmlns:wps="http://schemas.microsoft.com/office/word/2010/wordprocessingShape" mc:Ignorable="w14 w15 w16se w16cid w16 w16cex w16sdtdh wp14">
+<w:hdr xmlns:wpc="http://schemas.microsoft.com/office/word/2010/wordprocessingCanvas" xmlns:cx="http://schemas.microsoft.com/office/drawing/2014/chartex" xmlns:cx1="http://schemas.microsoft.com/office/drawing/2015/9/8/chartex" xmlns:cx2="http://schemas.microsoft.com/office/drawing/2015/10/21/chartex" xmlns:cx3="http://schemas.microsoft.com/office/drawing/2016/5/9/chartex" xmlns:cx4="http://schemas.microsoft.com/office/drawing/2016/5/10/chartex" xmlns:cx5="http://schemas.microsoft.com/office/drawing/2016/5/11/chartex" xmlns:cx6="http://schemas.microsoft.com/office/drawing/2016/5/12/chartex" xmlns:cx7="http://schemas.microsoft.com/office/drawing/2016/5/13/chartex" xmlns:cx8="http://schemas.microsoft.com/office/drawing/2016/5/14/chartex" xmlns:mc="http://schemas.openxmlformats.org/markup-compatibility/2006" xmlns:aink="http://schemas.microsoft.com/office/drawing/2016/ink" xmlns:am3d="http://schemas.microsoft.com/office/drawing/2017/model3d" xmlns:o="urn:schemas-microsoft-com:office:office" xmlns:oel="http://schemas.microsoft.com/office/2019/extlst" xmlns:r="http://schemas.openxmlformats.org/officeDocument/2006/relationships" xmlns:m="http://schemas.openxmlformats.org/officeDocument/2006/math" xmlns:v="urn:schemas-microsoft-com:vml" xmlns:wp14="http://schemas.microsoft.com/office/word/2010/wordprocessingDrawing" xmlns:wp="http://schemas.openxmlformats.org/drawingml/2006/wordprocessingDrawing" xmlns:w10="urn:schemas-microsoft-com:office:word" xmlns:w="http://schemas.openxmlformats.org/wordprocessingml/2006/main" xmlns:w14="http://schemas.microsoft.com/office/word/2010/wordml" xmlns:w15="http://schemas.microsoft.com/office/word/2012/wordml" xmlns:w16cex="http://schemas.microsoft.com/office/word/2018/wordml/cex" xmlns:w16cid="http://schemas.microsoft.com/office/word/2016/wordml/cid" xmlns:w16="http://schemas.microsoft.com/office/word/2018/wordml" xmlns:w16du="http://schemas.microsoft.com/office/word/2023/wordml/word16du" xmlns:w16sdtdh="http://schemas.microsoft.com/office/word/2020/wordml/sdtdatahash" xmlns:w16sdtfl="http://schemas.microsoft.com/office/word/2024/wordml/sdtformatlock" xmlns:w16se="http://schemas.microsoft.com/office/word/2015/wordml/symex" xmlns:wpg="http://schemas.microsoft.com/office/word/2010/wordprocessingGroup" xmlns:wpi="http://schemas.microsoft.com/office/word/2010/wordprocessingInk" xmlns:wne="http://schemas.microsoft.com/office/word/2006/wordml" xmlns:wps="http://schemas.microsoft.com/office/word/2010/wordprocessingShape" mc:Ignorable="w14 w15 w16se w16cid w16 w16cex w16sdtdh w16sdtfl w16du wp14">
   <w:p>
     <w:pPr>
       <w:pStyle w:val="Header"/>
@@ -810,7 +890,7 @@
     <w:r>
       <w:tab/>
       <w:tab/>
-      <w:t>2026-06-17</w:t>
+      <w:t>2026-06-18</w:t>
       <w:br/>
       <w:br/>
     </w:r>
@@ -827,7 +907,7 @@
 </file>
 
 <file path=word/numbering.xml><?xml version="1.0" encoding="utf-8"?>
-<w:numbering xmlns:wpc="http://schemas.microsoft.com/office/word/2010/wordprocessingCanvas" xmlns:cx="http://schemas.microsoft.com/office/drawing/2014/chartex" xmlns:cx1="http://schemas.microsoft.com/office/drawing/2015/9/8/chartex" xmlns:cx2="http://schemas.microsoft.com/office/drawing/2015/10/21/chartex" xmlns:cx3="http://schemas.microsoft.com/office/drawing/2016/5/9/chartex" xmlns:cx4="http://schemas.microsoft.com/office/drawing/2016/5/10/chartex" xmlns:cx5="http://schemas.microsoft.com/office/drawing/2016/5/11/chartex" xmlns:cx6="http://schemas.microsoft.com/office/drawing/2016/5/12/chartex" xmlns:cx7="http://schemas.microsoft.com/office/drawing/2016/5/13/chartex" xmlns:cx8="http://schemas.microsoft.com/office/drawing/2016/5/14/chartex" xmlns:mc="http://schemas.openxmlformats.org/markup-compatibility/2006" xmlns:aink="http://schemas.microsoft.com/office/drawing/2016/ink" xmlns:am3d="http://schemas.microsoft.com/office/drawing/2017/model3d" xmlns:o="urn:schemas-microsoft-com:office:office" xmlns:oel="http://schemas.microsoft.com/office/2019/extlst" xmlns:r="http://schemas.openxmlformats.org/officeDocument/2006/relationships" xmlns:m="http://schemas.openxmlformats.org/officeDocument/2006/math" xmlns:v="urn:schemas-microsoft-com:vml" xmlns:wp14="http://schemas.microsoft.com/office/word/2010/wordprocessingDrawing" xmlns:wp="http://schemas.openxmlformats.org/drawingml/2006/wordprocessingDrawing" xmlns:w10="urn:schemas-microsoft-com:office:word" xmlns:w="http://schemas.openxmlformats.org/wordprocessingml/2006/main" xmlns:w14="http://schemas.microsoft.com/office/word/2010/wordml" xmlns:w15="http://schemas.microsoft.com/office/word/2012/wordml" xmlns:w16cex="http://schemas.microsoft.com/office/word/2018/wordml/cex" xmlns:w16cid="http://schemas.microsoft.com/office/word/2016/wordml/cid" xmlns:w16="http://schemas.microsoft.com/office/word/2018/wordml" xmlns:w16sdtdh="http://schemas.microsoft.com/office/word/2020/wordml/sdtdatahash" xmlns:w16se="http://schemas.microsoft.com/office/word/2015/wordml/symex" xmlns:wpg="http://schemas.microsoft.com/office/word/2010/wordprocessingGroup" xmlns:wpi="http://schemas.microsoft.com/office/word/2010/wordprocessingInk" xmlns:wne="http://schemas.microsoft.com/office/word/2006/wordml" xmlns:wps="http://schemas.microsoft.com/office/word/2010/wordprocessingShape" mc:Ignorable="w14 w15 w16se w16cid w16 w16cex w16sdtdh wp14">
+<w:numbering xmlns:wpc="http://schemas.microsoft.com/office/word/2010/wordprocessingCanvas" xmlns:cx="http://schemas.microsoft.com/office/drawing/2014/chartex" xmlns:cx1="http://schemas.microsoft.com/office/drawing/2015/9/8/chartex" xmlns:cx2="http://schemas.microsoft.com/office/drawing/2015/10/21/chartex" xmlns:cx3="http://schemas.microsoft.com/office/drawing/2016/5/9/chartex" xmlns:cx4="http://schemas.microsoft.com/office/drawing/2016/5/10/chartex" xmlns:cx5="http://schemas.microsoft.com/office/drawing/2016/5/11/chartex" xmlns:cx6="http://schemas.microsoft.com/office/drawing/2016/5/12/chartex" xmlns:cx7="http://schemas.microsoft.com/office/drawing/2016/5/13/chartex" xmlns:cx8="http://schemas.microsoft.com/office/drawing/2016/5/14/chartex" xmlns:mc="http://schemas.openxmlformats.org/markup-compatibility/2006" xmlns:aink="http://schemas.microsoft.com/office/drawing/2016/ink" xmlns:am3d="http://schemas.microsoft.com/office/drawing/2017/model3d" xmlns:o="urn:schemas-microsoft-com:office:office" xmlns:oel="http://schemas.microsoft.com/office/2019/extlst" xmlns:r="http://schemas.openxmlformats.org/officeDocument/2006/relationships" xmlns:m="http://schemas.openxmlformats.org/officeDocument/2006/math" xmlns:v="urn:schemas-microsoft-com:vml" xmlns:wp14="http://schemas.microsoft.com/office/word/2010/wordprocessingDrawing" xmlns:wp="http://schemas.openxmlformats.org/drawingml/2006/wordprocessingDrawing" xmlns:w10="urn:schemas-microsoft-com:office:word" xmlns:w="http://schemas.openxmlformats.org/wordprocessingml/2006/main" xmlns:w14="http://schemas.microsoft.com/office/word/2010/wordml" xmlns:w15="http://schemas.microsoft.com/office/word/2012/wordml" xmlns:w16cex="http://schemas.microsoft.com/office/word/2018/wordml/cex" xmlns:w16cid="http://schemas.microsoft.com/office/word/2016/wordml/cid" xmlns:w16="http://schemas.microsoft.com/office/word/2018/wordml" xmlns:w16du="http://schemas.microsoft.com/office/word/2023/wordml/word16du" xmlns:w16sdtdh="http://schemas.microsoft.com/office/word/2020/wordml/sdtdatahash" xmlns:w16sdtfl="http://schemas.microsoft.com/office/word/2024/wordml/sdtformatlock" xmlns:w16se="http://schemas.microsoft.com/office/word/2015/wordml/symex" xmlns:wpg="http://schemas.microsoft.com/office/word/2010/wordprocessingGroup" xmlns:wpi="http://schemas.microsoft.com/office/word/2010/wordprocessingInk" xmlns:wne="http://schemas.microsoft.com/office/word/2006/wordml" xmlns:wps="http://schemas.microsoft.com/office/word/2010/wordprocessingShape" mc:Ignorable="w14 w15 w16se w16cid w16 w16cex w16sdtdh w16sdtfl w16du wp14">
   <w:abstractNum w:abstractNumId="0" w15:restartNumberingAfterBreak="0">
     <w:nsid w:val="FFFFFF7C"/>
     <w:multiLevelType w:val="singleLevel"/>
@@ -1030,7 +1110,7 @@
 </file>
 
 <file path=word/styles.xml><?xml version="1.0" encoding="utf-8"?>
-<w:styles xmlns:mc="http://schemas.openxmlformats.org/markup-compatibility/2006" xmlns:r="http://schemas.openxmlformats.org/officeDocument/2006/relationships" xmlns:w="http://schemas.openxmlformats.org/wordprocessingml/2006/main" xmlns:w14="http://schemas.microsoft.com/office/word/2010/wordml" xmlns:w15="http://schemas.microsoft.com/office/word/2012/wordml" xmlns:w16cex="http://schemas.microsoft.com/office/word/2018/wordml/cex" xmlns:w16cid="http://schemas.microsoft.com/office/word/2016/wordml/cid" xmlns:w16="http://schemas.microsoft.com/office/word/2018/wordml" xmlns:w16sdtdh="http://schemas.microsoft.com/office/word/2020/wordml/sdtdatahash" xmlns:w16se="http://schemas.microsoft.com/office/word/2015/wordml/symex" mc:Ignorable="w14 w15 w16se w16cid w16 w16cex w16sdtdh">
+<w:styles xmlns:mc="http://schemas.openxmlformats.org/markup-compatibility/2006" xmlns:r="http://schemas.openxmlformats.org/officeDocument/2006/relationships" xmlns:w="http://schemas.openxmlformats.org/wordprocessingml/2006/main" xmlns:w14="http://schemas.microsoft.com/office/word/2010/wordml" xmlns:w15="http://schemas.microsoft.com/office/word/2012/wordml" xmlns:w16cex="http://schemas.microsoft.com/office/word/2018/wordml/cex" xmlns:w16cid="http://schemas.microsoft.com/office/word/2016/wordml/cid" xmlns:w16="http://schemas.microsoft.com/office/word/2018/wordml" xmlns:w16du="http://schemas.microsoft.com/office/word/2023/wordml/word16du" xmlns:w16sdtdh="http://schemas.microsoft.com/office/word/2020/wordml/sdtdatahash" xmlns:w16sdtfl="http://schemas.microsoft.com/office/word/2024/wordml/sdtformatlock" xmlns:w16se="http://schemas.microsoft.com/office/word/2015/wordml/symex" mc:Ignorable="w14 w15 w16se w16cid w16 w16cex w16sdtdh w16sdtfl w16du">
   <w:docDefaults>
     <w:rPrDefault>
       <w:rPr>
@@ -1788,7 +1868,7 @@
     <w:link w:val="TitleChar"/>
     <w:uiPriority w:val="10"/>
     <w:qFormat/>
-    <w:rsid w:val="007106C8"/>
+    <w:rsid w:val="00E854FA"/>
     <w:pPr>
       <w:spacing w:after="300" w:line="240" w:lineRule="auto"/>
       <w:contextualSpacing/>
@@ -1798,7 +1878,7 @@
       <w:rFonts w:eastAsiaTheme="majorEastAsia" w:cstheme="majorBidi"/>
       <w:spacing w:val="5"/>
       <w:kern w:val="28"/>
-      <w:sz w:val="52"/>
+      <w:sz w:val="40"/>
       <w:szCs w:val="52"/>
       <w:lang w:val="sv-SE" w:eastAsia="en-US" w:bidi="ar-SA"/>
     </w:rPr>
@@ -1808,12 +1888,12 @@
     <w:basedOn w:val="DefaultParagraphFont"/>
     <w:link w:val="Title"/>
     <w:uiPriority w:val="10"/>
-    <w:rsid w:val="007106C8"/>
+    <w:rsid w:val="00E854FA"/>
     <w:rPr>
       <w:rFonts w:ascii="Times New Roman" w:eastAsiaTheme="majorEastAsia" w:hAnsi="Times New Roman" w:cstheme="majorBidi"/>
       <w:spacing w:val="5"/>
       <w:kern w:val="28"/>
-      <w:sz w:val="52"/>
+      <w:sz w:val="40"/>
       <w:szCs w:val="52"/>
       <w:lang w:val="sv-SE" w:eastAsia="en-US" w:bidi="ar-SA"/>
     </w:rPr>

--- a/klagomål/A 22453-2026 FSC-klagomål.docx
+++ b/klagomål/A 22453-2026 FSC-klagomål.docx
@@ -890,7 +890,7 @@
     <w:r>
       <w:tab/>
       <w:tab/>
-      <w:t>2026-06-18</w:t>
+      <w:t>2026-06-19</w:t>
       <w:br/>
       <w:br/>
     </w:r>

--- a/klagomål/A 22453-2026 FSC-klagomål.docx
+++ b/klagomål/A 22453-2026 FSC-klagomål.docx
@@ -890,7 +890,7 @@
     <w:r>
       <w:tab/>
       <w:tab/>
-      <w:t>2026-06-19</w:t>
+      <w:t>2026-06-20</w:t>
       <w:br/>
       <w:br/>
     </w:r>

--- a/klagomål/A 22453-2026 FSC-klagomål.docx
+++ b/klagomål/A 22453-2026 FSC-klagomål.docx
@@ -168,38 +168,7 @@
     </w:p>
     <w:p>
       <w:r>
-        <w:t>Detta dokument behandlar höga naturvärden i avverkningsanmälan A 22453-2026 i Västerås kommun som inkom 2026-05-13 och omfattar 3,9 ha.</w:t>
-      </w:r>
-    </w:p>
-    <w:p>
-      <w:r>
-        <w:t>Nedan presenteras fynd av naturvårdsarter och fridlysta arter som gjorts i det avverkningsanmälda området, samt relevanta utdrag ur standarderna för FSC, Chain of Custody, Controlled Wood och PEFC. I BILAGA 1 finns artfakta om fridlysta arter.</w:t>
-      </w:r>
-    </w:p>
-    <w:p>
-      <w:r>
-        <w:t>Vi förväntar oss att ni återkommer med ett skriftligt svar på vårt klagomål och även beskriver vilka korrigerande åtgärder ni satt in för att rätta till identifierade brister i er efterlevnad av den svenska FSC standarden.</w:t>
-      </w:r>
-    </w:p>
-    <w:p>
-      <w:pPr>
-        <w:pStyle w:val="Heading1"/>
-      </w:pPr>
-      <w:r>
-        <w:t>Naturvårdsarter</w:t>
-      </w:r>
-    </w:p>
-    <w:p>
-      <w:r>
-        <w:t>I och inom 25 meter från avverkningsanmälan har följande 5 naturvårdsarter hittats: nordfladdermus (NT, §4a), blåsippa (T, §9), dvärgpipistrell (§4a), större brunfladdermus (§4a) och vattenfladdermus (§4a). Av dessa är 1 rödlistade. För rödlistade arter har rödlistekategorin angivits inom parentes. Typiska arter inom Natura 2000 som är kopplade till skogsekosystem har markerats med (T). För fridlysta arter anges även paragrafen i Artskyddsförordningen som arten är fridlyst enligt.</w:t>
-      </w:r>
-    </w:p>
-    <w:p>
-      <w:r>
-        <w:t>De påträffade naturvårdsarterna är ett tydligt kvitto på att det rör sig om en skog med höga naturvärden.</w:t>
-      </w:r>
-      <w:r>
-        <w:t xml:space="preserve"> I Figur 1 visas fyndplatser för naturvårdsarter i området, som finns registrerade på Artportalen.</w:t>
+        <w:t>Detta klagomål behandlar höga naturvärden i avverkningsanmälan A 22453-2026 i Västerås kommun som inkom 2026-05-13 och omfattar 3,9 ha.</w:t>
       </w:r>
     </w:p>
     <w:p>
@@ -247,20 +216,46 @@
         <w:spacing w:after="240"/>
       </w:pPr>
       <w:r>
-        <w:t>Figur 1. Fyndplatser för naturvårdsarter i och inom 25 meter från avverkningsanmälan (röd linje). Markörer utan svart kant är placerade på fyndplatsen. Markörer med svart kant är placerade vid sidan av fyndplatsen och har ett svart streck som visar fyndplatsens exakta position. Kartans mittpunktskoordinat är N 6603039, E 582532 i SWEREF 99 TM.</w:t>
+        <w:t>Figur 1. Fyndplatser för naturvårdsarter i och inom 25 meter från avverkningsanmälan. Markörer utan svart kant är placerade på fyndplatsen. Markörer med svart kant är placerade vid sidan av fyndplatsen har ett svart streck som visar fyndplatsens exakta position. Kartans mittpunktskoordinat är N 6603039, E 582532 i SWEREF 99 TM.</w:t>
+      </w:r>
+    </w:p>
+    <w:p>
+      <w:r>
+        <w:t>I och inom 25 meter från avverkningsanmälan finns fynd av 5 naturvårdsarter, varav 1 är rödlistad, 5 är fridlysta och 1 är typisk (T): nordfladdermus (NT, §4a), blåsippa (T, §9), dvärgpipistrell (§4a), större brunfladdermus (§4a) och vattenfladdermus (§4a). Se Figur 1.</w:t>
+      </w:r>
+    </w:p>
+    <w:p>
+      <w:r>
+        <w:t>Nedan presenteras relevanta utdrag ur standarderna för FSC, Chain of Custody, Controlled Wood och PEFC.</w:t>
+      </w:r>
+    </w:p>
+    <w:p>
+      <w:r>
+        <w:t>Vi förväntar oss att ni återkommer med ett skriftligt svar på vårt klagomål och även beskriver vilka korrigerande åtgärder ni satt in för att rätta till identifierade brister i er efterlevnad av den svenska FSC standarden.</w:t>
       </w:r>
     </w:p>
     <w:p>
       <w:pPr>
-        <w:pStyle w:val="Heading2"/>
+        <w:pStyle w:val="Heading1"/>
       </w:pPr>
       <w:r>
-        <w:t>Fridlysta arter</w:t>
+        <w:t>Naturvårdsarter och fridlysta arter</w:t>
       </w:r>
     </w:p>
     <w:p>
       <w:r>
-        <w:t>Följande fridlysta arter har sina livsmiljöer och växtplatser i den avverkningsanmälda skogen: nordfladdermus (NT, §4a), blåsippa (T, §9), dvärgpipistrell (§4a), större brunfladdermus (§4a) och vattenfladdermus (§4a).</w:t>
+        <w:t>Nedan följer beskrivningar av de naturvårdsarter och fridlysta arter som har sina livsmiljöer och växtplatser i den avverkningsanmälda skogen. Se även ytterligare artfakta i BILAGA 1. De påträffade naturvårdsarterna är ett tydligt kvitto på att det rör sig om en skog med höga naturvärden.</w:t>
+      </w:r>
+    </w:p>
+    <w:p>
+      <w:r>
+        <w:rPr>
+          <w:b/>
+        </w:rPr>
+        <w:t>Nordfladdermus (NT, §4a)</w:t>
+      </w:r>
+      <w:r>
+        <w:t xml:space="preserve"> omfattas av bilaga 4 EU:s art- och habitatdirektiv vilket innebär ett strikt skydd där arten och dess livsmiljöer ska bevaras. Nordfladdermus föredrar variationsrik skog med förekomst av sjöar, vattendrag och våtmarker och hittas framförallt i halvöppna miljöer som trädbärande beteshagar och i kantzoner mellan skog och odlingsmark. Den undviker stora öppna områden som stora hyggen och större sammanhängande planteringar vilket minskar längden bryn och landskapets heterogenitet och därmed födotillgången och mängden lämpliga jaktplatser. Skogsbruksåtgärder som leder till minskad förekomst av äldre, gles skog och då särskilt tillgång på hålträd och träd med löst sittande bark kan leda till brist på koloniplatser och viloplatser. Nordfladdermus har minskat med 27,5 (5–50) % under de senaste 21 åren och minskningstakten för den svenska populationen bedöms vara nära gränsvärdet för Sårbar (VU). (A2bc) (SLU Artdatabanken, 2024; Skogsstyrelsen, 2016).</w:t>
       </w:r>
     </w:p>
     <w:p>
@@ -308,17 +303,6 @@
         <w:rPr>
           <w:b/>
         </w:rPr>
-        <w:t>Nordfladdermus (NT, §4a)</w:t>
-      </w:r>
-      <w:r>
-        <w:t xml:space="preserve"> omfattas av bilaga 4 EU:s art- och habitatdirektiv vilket innebär ett strikt skydd där arten och dess livsmiljöer ska bevaras. Nordfladdermus föredrar variationsrik skog med förekomst av sjöar, vattendrag och våtmarker och hittas framförallt i halvöppna miljöer som trädbärande beteshagar och i kantzoner mellan skog och odlingsmark. Den undviker stora öppna områden som stora hyggen och större sammanhängande planteringar vilket minskar längden bryn och landskapets heterogenitet och därmed födotillgången och mängden lämpliga jaktplatser. Skogsbruksåtgärder som leder till minskad förekomst av äldre, gles skog och då särskilt tillgång på hålträd och träd med löst sittande bark kan leda till brist på koloniplatser och viloplatser. Nordfladdermus har minskat med 27,5 (5–50) % under de senaste 21 åren och minskningstakten för den svenska populationen bedöms vara nära gränsvärdet för Sårbar (VU). (A2bc) (SLU Artdatabanken, 2024; Skogsstyrelsen, 2016).</w:t>
-      </w:r>
-    </w:p>
-    <w:p>
-      <w:r>
-        <w:rPr>
-          <w:b/>
-        </w:rPr>
         <w:t>Större brunfladdermus (§4a)</w:t>
       </w:r>
       <w:r>
@@ -352,11 +336,6 @@
       </w:r>
       <w:r>
         <w:t xml:space="preserve"> (SLU Artdatabanken, 2025).</w:t>
-      </w:r>
-    </w:p>
-    <w:p>
-      <w:r>
-        <w:t>I BILAGA 1 finns mer detaljerad information om ekologi samt krav på livsmiljö hos fridlysta arter.</w:t>
       </w:r>
     </w:p>
     <w:p>
@@ -654,60 +633,6 @@
         <w:pStyle w:val="Heading1"/>
       </w:pPr>
       <w:r>
-        <w:t>Dvärgpipistrell – ekologi samt krav på livsmiljön</w:t>
-      </w:r>
-    </w:p>
-    <w:p>
-      <w:r>
-        <w:t>Dvärgpipistrell (§4a) omfattas av bilaga 4 EU:s art- och habitatdirektiv vilket innebär ett strikt skydd för arten och dess livsmiljöer. Arten förekommer i alla typer av glesare skogar men föredrar framförallt lövskog. Den födosöker inne bland träden och man hittar den i trädbärande beteshagar, i kantzoner mellan skog och odlingsmark, i närheten av vatten och i bymiljöer. Den undviker stora sammanhängande öppna miljöer såsom åkrar och hyggen. Skogsbruksåtgärder som leder till minskad förekomst av äldre, gles skog och då särskilt tillgång på hålträd och träd med löst sittande bark kan leda till brist på koloniplatser och viloplatser (SLU Artdatabanken, 2024; Skogsstyrelsen, 2016).</w:t>
-      </w:r>
-    </w:p>
-    <w:p>
-      <w:r>
-        <w:t>Fladdermöss är beroende av hänsyn på landskapsnivå och det är viktigt att alla typer av vatten och våtmarker samt fuktiga skogspartier återställs och bevaras. Sväm- och sumpskog ska alltid sparas, och äldre lövmiljöer bör alltid sparas för födosök, koloniplatser och viloplatser. Utöver kantzoner mot vatten och våtmarker bör tillräckligt breda skyddszoner av uppväxt skog sparas för att skapa och bevara vindskyddade födosöksmiljöer. Genom att binda samman befintliga skogsbestånd med korridorer av uppvuxen skog skapas ett fladdermusvänligt landskap (SLU Artdatabanken, 2024; Skogsstyrelsen, 2016).</w:t>
-      </w:r>
-    </w:p>
-    <w:p>
-      <w:pPr>
-        <w:pStyle w:val="Heading2"/>
-      </w:pPr>
-      <w:r>
-        <w:t>Referenser – dvärgpipistrell</w:t>
-      </w:r>
-    </w:p>
-    <w:p>
-      <w:r>
-        <w:t xml:space="preserve">Skogsstyrelsen, 2016. </w:t>
-      </w:r>
-      <w:r>
-        <w:rPr>
-          <w:i/>
-        </w:rPr>
-        <w:t xml:space="preserve">Vägledning för hänsyn till pipistrell. </w:t>
-      </w:r>
-      <w:r>
-        <w:t>Vägledningar och kunskapsstöd artskydd - Skogsstyrelsen</w:t>
-      </w:r>
-    </w:p>
-    <w:p>
-      <w:r>
-        <w:t>SLU Artdatabanken, 2024.</w:t>
-      </w:r>
-      <w:r>
-        <w:rPr>
-          <w:i/>
-        </w:rPr>
-        <w:t xml:space="preserve">  Artfakta: dvärgpipistrell (Pipistrellus pygmaeus). </w:t>
-      </w:r>
-      <w:r>
-        <w:t>https://artfakta.se/taxa/205995</w:t>
-      </w:r>
-    </w:p>
-    <w:p>
-      <w:pPr>
-        <w:pStyle w:val="Heading1"/>
-      </w:pPr>
-      <w:r>
         <w:t>Nordfladdermus – ekologi samt krav på livsmiljön</w:t>
       </w:r>
     </w:p>
@@ -762,6 +687,60 @@
         <w:t>https://artfakta.se/taxa/205998</w:t>
       </w:r>
     </w:p>
+    <w:p>
+      <w:pPr>
+        <w:pStyle w:val="Heading1"/>
+      </w:pPr>
+      <w:r>
+        <w:t>Dvärgpipistrell – ekologi samt krav på livsmiljön</w:t>
+      </w:r>
+    </w:p>
+    <w:p>
+      <w:r>
+        <w:t>Dvärgpipistrell (§4a) omfattas av bilaga 4 EU:s art- och habitatdirektiv vilket innebär ett strikt skydd för arten och dess livsmiljöer. Arten förekommer i alla typer av glesare skogar men föredrar framförallt lövskog. Den födosöker inne bland träden och man hittar den i trädbärande beteshagar, i kantzoner mellan skog och odlingsmark, i närheten av vatten och i bymiljöer. Den undviker stora sammanhängande öppna miljöer såsom åkrar och hyggen. Skogsbruksåtgärder som leder till minskad förekomst av äldre, gles skog och då särskilt tillgång på hålträd och träd med löst sittande bark kan leda till brist på koloniplatser och viloplatser (SLU Artdatabanken, 2024; Skogsstyrelsen, 2016).</w:t>
+      </w:r>
+    </w:p>
+    <w:p>
+      <w:r>
+        <w:t>Fladdermöss är beroende av hänsyn på landskapsnivå och det är viktigt att alla typer av vatten och våtmarker samt fuktiga skogspartier återställs och bevaras. Sväm- och sumpskog ska alltid sparas, och äldre lövmiljöer bör alltid sparas för födosök, koloniplatser och viloplatser. Utöver kantzoner mot vatten och våtmarker bör tillräckligt breda skyddszoner av uppväxt skog sparas för att skapa och bevara vindskyddade födosöksmiljöer. Genom att binda samman befintliga skogsbestånd med korridorer av uppvuxen skog skapas ett fladdermusvänligt landskap (SLU Artdatabanken, 2024; Skogsstyrelsen, 2016).</w:t>
+      </w:r>
+    </w:p>
+    <w:p>
+      <w:pPr>
+        <w:pStyle w:val="Heading2"/>
+      </w:pPr>
+      <w:r>
+        <w:t>Referenser – dvärgpipistrell</w:t>
+      </w:r>
+    </w:p>
+    <w:p>
+      <w:r>
+        <w:t xml:space="preserve">Skogsstyrelsen, 2016. </w:t>
+      </w:r>
+      <w:r>
+        <w:rPr>
+          <w:i/>
+        </w:rPr>
+        <w:t xml:space="preserve">Vägledning för hänsyn till pipistrell. </w:t>
+      </w:r>
+      <w:r>
+        <w:t>Vägledningar och kunskapsstöd artskydd - Skogsstyrelsen</w:t>
+      </w:r>
+    </w:p>
+    <w:p>
+      <w:r>
+        <w:t>SLU Artdatabanken, 2024.</w:t>
+      </w:r>
+      <w:r>
+        <w:rPr>
+          <w:i/>
+        </w:rPr>
+        <w:t xml:space="preserve">  Artfakta: dvärgpipistrell (Pipistrellus pygmaeus). </w:t>
+      </w:r>
+      <w:r>
+        <w:t>https://artfakta.se/taxa/205995</w:t>
+      </w:r>
+    </w:p>
     <w:sectPr>
       <w:headerReference w:type="even" r:id="rId8"/>
       <w:headerReference w:type="default" r:id="rId9"/>
@@ -890,7 +869,7 @@
     <w:r>
       <w:tab/>
       <w:tab/>
-      <w:t>2026-06-20</w:t>
+      <w:t>2026-06-21</w:t>
       <w:br/>
       <w:br/>
     </w:r>

--- a/klagomål/A 22453-2026 FSC-klagomål.docx
+++ b/klagomål/A 22453-2026 FSC-klagomål.docx
@@ -869,7 +869,7 @@
     <w:r>
       <w:tab/>
       <w:tab/>
-      <w:t>2026-06-21</w:t>
+      <w:t>2026-06-22</w:t>
       <w:br/>
       <w:br/>
     </w:r>

--- a/klagomål/A 22453-2026 FSC-klagomål.docx
+++ b/klagomål/A 22453-2026 FSC-klagomål.docx
@@ -869,7 +869,7 @@
     <w:r>
       <w:tab/>
       <w:tab/>
-      <w:t>2026-06-22</w:t>
+      <w:t>2026-06-23</w:t>
       <w:br/>
       <w:br/>
     </w:r>

--- a/klagomål/A 22453-2026 FSC-klagomål.docx
+++ b/klagomål/A 22453-2026 FSC-klagomål.docx
@@ -869,7 +869,7 @@
     <w:r>
       <w:tab/>
       <w:tab/>
-      <w:t>2026-06-23</w:t>
+      <w:t>2026-06-24</w:t>
       <w:br/>
       <w:br/>
     </w:r>

--- a/klagomål/A 22453-2026 FSC-klagomål.docx
+++ b/klagomål/A 22453-2026 FSC-klagomål.docx
@@ -869,7 +869,7 @@
     <w:r>
       <w:tab/>
       <w:tab/>
-      <w:t>2026-06-24</w:t>
+      <w:t>2026-06-25</w:t>
       <w:br/>
       <w:br/>
     </w:r>

--- a/klagomål/A 22453-2026 FSC-klagomål.docx
+++ b/klagomål/A 22453-2026 FSC-klagomål.docx
@@ -869,7 +869,7 @@
     <w:r>
       <w:tab/>
       <w:tab/>
-      <w:t>2026-06-25</w:t>
+      <w:t>2026-06-26</w:t>
       <w:br/>
       <w:br/>
     </w:r>

--- a/klagomål/A 22453-2026 FSC-klagomål.docx
+++ b/klagomål/A 22453-2026 FSC-klagomål.docx
@@ -869,7 +869,7 @@
     <w:r>
       <w:tab/>
       <w:tab/>
-      <w:t>2026-06-26</w:t>
+      <w:t>2026-06-27</w:t>
       <w:br/>
       <w:br/>
     </w:r>

--- a/klagomål/A 22453-2026 FSC-klagomål.docx
+++ b/klagomål/A 22453-2026 FSC-klagomål.docx
@@ -869,7 +869,7 @@
     <w:r>
       <w:tab/>
       <w:tab/>
-      <w:t>2026-06-27</w:t>
+      <w:t>2026-06-28</w:t>
       <w:br/>
       <w:br/>
     </w:r>

--- a/klagomål/A 22453-2026 FSC-klagomål.docx
+++ b/klagomål/A 22453-2026 FSC-klagomål.docx
@@ -869,7 +869,7 @@
     <w:r>
       <w:tab/>
       <w:tab/>
-      <w:t>2026-06-28</w:t>
+      <w:t>2026-06-29</w:t>
       <w:br/>
       <w:br/>
     </w:r>

--- a/klagomål/A 22453-2026 FSC-klagomål.docx
+++ b/klagomål/A 22453-2026 FSC-klagomål.docx
@@ -869,7 +869,7 @@
     <w:r>
       <w:tab/>
       <w:tab/>
-      <w:t>2026-06-29</w:t>
+      <w:t>2026-06-30</w:t>
       <w:br/>
       <w:br/>
     </w:r>

--- a/klagomål/A 22453-2026 FSC-klagomål.docx
+++ b/klagomål/A 22453-2026 FSC-klagomål.docx
@@ -869,7 +869,7 @@
     <w:r>
       <w:tab/>
       <w:tab/>
-      <w:t>2026-06-30</w:t>
+      <w:t>2026-07-01</w:t>
       <w:br/>
       <w:br/>
     </w:r>

--- a/klagomål/A 22453-2026 FSC-klagomål.docx
+++ b/klagomål/A 22453-2026 FSC-klagomål.docx
@@ -869,7 +869,7 @@
     <w:r>
       <w:tab/>
       <w:tab/>
-      <w:t>2026-07-01</w:t>
+      <w:t>2026-07-02</w:t>
       <w:br/>
       <w:br/>
     </w:r>

--- a/klagomål/A 22453-2026 FSC-klagomål.docx
+++ b/klagomål/A 22453-2026 FSC-klagomål.docx
@@ -869,7 +869,7 @@
     <w:r>
       <w:tab/>
       <w:tab/>
-      <w:t>2026-07-13</w:t>
+      <w:t>2026-07-14</w:t>
       <w:br/>
       <w:br/>
     </w:r>

--- a/klagomål/A 22453-2026 FSC-klagomål.docx
+++ b/klagomål/A 22453-2026 FSC-klagomål.docx
@@ -869,7 +869,7 @@
     <w:r>
       <w:tab/>
       <w:tab/>
-      <w:t>2026-07-14</w:t>
+      <w:t>2026-07-15</w:t>
       <w:br/>
       <w:br/>
     </w:r>

--- a/klagomål/A 22453-2026 FSC-klagomål.docx
+++ b/klagomål/A 22453-2026 FSC-klagomål.docx
@@ -869,7 +869,7 @@
     <w:r>
       <w:tab/>
       <w:tab/>
-      <w:t>2026-07-15</w:t>
+      <w:t>2026-07-16</w:t>
       <w:br/>
       <w:br/>
     </w:r>

--- a/klagomål/A 22453-2026 FSC-klagomål.docx
+++ b/klagomål/A 22453-2026 FSC-klagomål.docx
@@ -869,7 +869,7 @@
     <w:r>
       <w:tab/>
       <w:tab/>
-      <w:t>2026-07-16</w:t>
+      <w:t>2026-07-17</w:t>
       <w:br/>
       <w:br/>
     </w:r>

--- a/klagomål/A 22453-2026 FSC-klagomål.docx
+++ b/klagomål/A 22453-2026 FSC-klagomål.docx
@@ -869,7 +869,7 @@
     <w:r>
       <w:tab/>
       <w:tab/>
-      <w:t>2026-07-17</w:t>
+      <w:t>2026-07-18</w:t>
       <w:br/>
       <w:br/>
     </w:r>

--- a/klagomål/A 22453-2026 FSC-klagomål.docx
+++ b/klagomål/A 22453-2026 FSC-klagomål.docx
@@ -869,7 +869,7 @@
     <w:r>
       <w:tab/>
       <w:tab/>
-      <w:t>2026-07-18</w:t>
+      <w:t>2026-07-19</w:t>
       <w:br/>
       <w:br/>
     </w:r>

--- a/klagomål/A 22453-2026 FSC-klagomål.docx
+++ b/klagomål/A 22453-2026 FSC-klagomål.docx
@@ -869,7 +869,7 @@
     <w:r>
       <w:tab/>
       <w:tab/>
-      <w:t>2026-07-19</w:t>
+      <w:t>2026-07-20</w:t>
       <w:br/>
       <w:br/>
     </w:r>

--- a/klagomål/A 22453-2026 FSC-klagomål.docx
+++ b/klagomål/A 22453-2026 FSC-klagomål.docx
@@ -869,7 +869,7 @@
     <w:r>
       <w:tab/>
       <w:tab/>
-      <w:t>2026-07-20</w:t>
+      <w:t>2026-07-21</w:t>
       <w:br/>
       <w:br/>
     </w:r>

--- a/klagomål/A 22453-2026 FSC-klagomål.docx
+++ b/klagomål/A 22453-2026 FSC-klagomål.docx
@@ -869,7 +869,7 @@
     <w:r>
       <w:tab/>
       <w:tab/>
-      <w:t>2026-07-21</w:t>
+      <w:t>2026-07-22</w:t>
       <w:br/>
       <w:br/>
     </w:r>

--- a/klagomål/A 22453-2026 FSC-klagomål.docx
+++ b/klagomål/A 22453-2026 FSC-klagomål.docx
@@ -869,7 +869,7 @@
     <w:r>
       <w:tab/>
       <w:tab/>
-      <w:t>2026-07-22</w:t>
+      <w:t>2026-07-23</w:t>
       <w:br/>
       <w:br/>
     </w:r>

--- a/klagomål/A 22453-2026 FSC-klagomål.docx
+++ b/klagomål/A 22453-2026 FSC-klagomål.docx
@@ -869,7 +869,7 @@
     <w:r>
       <w:tab/>
       <w:tab/>
-      <w:t>2026-07-23</w:t>
+      <w:t>2026-07-24</w:t>
       <w:br/>
       <w:br/>
     </w:r>

--- a/klagomål/A 22453-2026 FSC-klagomål.docx
+++ b/klagomål/A 22453-2026 FSC-klagomål.docx
@@ -869,7 +869,7 @@
     <w:r>
       <w:tab/>
       <w:tab/>
-      <w:t>2026-07-24</w:t>
+      <w:t>2026-07-25</w:t>
       <w:br/>
       <w:br/>
     </w:r>

--- a/klagomål/A 22453-2026 FSC-klagomål.docx
+++ b/klagomål/A 22453-2026 FSC-klagomål.docx
@@ -869,7 +869,7 @@
     <w:r>
       <w:tab/>
       <w:tab/>
-      <w:t>2026-07-25</w:t>
+      <w:t>2026-07-26</w:t>
       <w:br/>
       <w:br/>
     </w:r>

--- a/klagomål/A 22453-2026 FSC-klagomål.docx
+++ b/klagomål/A 22453-2026 FSC-klagomål.docx
@@ -869,7 +869,7 @@
     <w:r>
       <w:tab/>
       <w:tab/>
-      <w:t>2026-07-26</w:t>
+      <w:t>2026-07-27</w:t>
       <w:br/>
       <w:br/>
     </w:r>

--- a/klagomål/A 22453-2026 FSC-klagomål.docx
+++ b/klagomål/A 22453-2026 FSC-klagomål.docx
@@ -869,7 +869,7 @@
     <w:r>
       <w:tab/>
       <w:tab/>
-      <w:t>2026-07-27</w:t>
+      <w:t>2026-07-28</w:t>
       <w:br/>
       <w:br/>
     </w:r>

--- a/klagomål/A 22453-2026 FSC-klagomål.docx
+++ b/klagomål/A 22453-2026 FSC-klagomål.docx
@@ -869,7 +869,7 @@
     <w:r>
       <w:tab/>
       <w:tab/>
-      <w:t>2026-07-28</w:t>
+      <w:t>2026-07-29</w:t>
       <w:br/>
       <w:br/>
     </w:r>

--- a/klagomål/A 22453-2026 FSC-klagomål.docx
+++ b/klagomål/A 22453-2026 FSC-klagomål.docx
@@ -869,7 +869,7 @@
     <w:r>
       <w:tab/>
       <w:tab/>
-      <w:t>2026-07-29</w:t>
+      <w:t>2026-07-30</w:t>
       <w:br/>
       <w:br/>
     </w:r>

--- a/klagomål/A 22453-2026 FSC-klagomål.docx
+++ b/klagomål/A 22453-2026 FSC-klagomål.docx
@@ -869,7 +869,7 @@
     <w:r>
       <w:tab/>
       <w:tab/>
-      <w:t>2026-07-30</w:t>
+      <w:t>2026-07-31</w:t>
       <w:br/>
       <w:br/>
     </w:r>

--- a/klagomål/A 22453-2026 FSC-klagomål.docx
+++ b/klagomål/A 22453-2026 FSC-klagomål.docx
@@ -869,7 +869,7 @@
     <w:r>
       <w:tab/>
       <w:tab/>
-      <w:t>2026-07-31</w:t>
+      <w:t>2026-08-01</w:t>
       <w:br/>
       <w:br/>
     </w:r>

--- a/klagomål/A 22453-2026 FSC-klagomål.docx
+++ b/klagomål/A 22453-2026 FSC-klagomål.docx
@@ -869,7 +869,7 @@
     <w:r>
       <w:tab/>
       <w:tab/>
-      <w:t>2026-08-01</w:t>
+      <w:t>2026-08-02</w:t>
       <w:br/>
       <w:br/>
     </w:r>

--- a/klagomål/A 22453-2026 FSC-klagomål.docx
+++ b/klagomål/A 22453-2026 FSC-klagomål.docx
@@ -869,7 +869,7 @@
     <w:r>
       <w:tab/>
       <w:tab/>
-      <w:t>2026-08-02</w:t>
+      <w:t>2026-08-03</w:t>
       <w:br/>
       <w:br/>
     </w:r>

--- a/klagomål/A 22453-2026 FSC-klagomål.docx
+++ b/klagomål/A 22453-2026 FSC-klagomål.docx
@@ -869,7 +869,7 @@
     <w:r>
       <w:tab/>
       <w:tab/>
-      <w:t>2026-08-03</w:t>
+      <w:t>2026-08-05</w:t>
       <w:br/>
       <w:br/>
     </w:r>

--- a/klagomål/A 22453-2026 FSC-klagomål.docx
+++ b/klagomål/A 22453-2026 FSC-klagomål.docx
@@ -869,7 +869,7 @@
     <w:r>
       <w:tab/>
       <w:tab/>
-      <w:t>2026-08-05</w:t>
+      <w:t>2026-08-07</w:t>
       <w:br/>
       <w:br/>
     </w:r>

--- a/klagomål/A 22453-2026 FSC-klagomål.docx
+++ b/klagomål/A 22453-2026 FSC-klagomål.docx
@@ -869,7 +869,7 @@
     <w:r>
       <w:tab/>
       <w:tab/>
-      <w:t>2026-08-07</w:t>
+      <w:t>2026-08-08</w:t>
       <w:br/>
       <w:br/>
     </w:r>

--- a/klagomål/A 22453-2026 FSC-klagomål.docx
+++ b/klagomål/A 22453-2026 FSC-klagomål.docx
@@ -216,7 +216,7 @@
         <w:spacing w:after="240"/>
       </w:pPr>
       <w:r>
-        <w:t>Figur 1. Fyndplatser för naturvårdsarter i och inom 25 meter från avverkningsanmälan. Markörer utan svart kant är placerade på fyndplatsen. Markörer med svart kant är placerade vid sidan av fyndplatsen har ett svart streck som visar fyndplatsens exakta position. Kartans mittpunktskoordinat är N 6603039, E 582532 i SWEREF 99 TM.</w:t>
+        <w:t>Figur 1. Fyndplatser för naturvårdsarter i och inom 25 meter från avverkningsanmälan. Markörer utan svart kant är placerade på fyndplatsen. Markörer med svart kant är placerade vid sidan av fyndplatsen och har ett svart streck som visar fyndplatsens exakta position. Kartans mittpunktskoordinat är N 6603039, E 582532 i SWEREF 99 TM.</w:t>
       </w:r>
     </w:p>
     <w:p>
@@ -869,7 +869,7 @@
     <w:r>
       <w:tab/>
       <w:tab/>
-      <w:t>2026-08-14</w:t>
+      <w:t>2026-08-15</w:t>
       <w:br/>
       <w:br/>
     </w:r>

--- a/klagomål/A 22453-2026 FSC-klagomål.docx
+++ b/klagomål/A 22453-2026 FSC-klagomål.docx
@@ -869,7 +869,7 @@
     <w:r>
       <w:tab/>
       <w:tab/>
-      <w:t>2026-08-15</w:t>
+      <w:t>2026-08-16</w:t>
       <w:br/>
       <w:br/>
     </w:r>

--- a/klagomål/A 22453-2026 FSC-klagomål.docx
+++ b/klagomål/A 22453-2026 FSC-klagomål.docx
@@ -869,7 +869,7 @@
     <w:r>
       <w:tab/>
       <w:tab/>
-      <w:t>2026-08-16</w:t>
+      <w:t>2026-08-17</w:t>
       <w:br/>
       <w:br/>
     </w:r>

--- a/klagomål/A 22453-2026 FSC-klagomål.docx
+++ b/klagomål/A 22453-2026 FSC-klagomål.docx
@@ -869,7 +869,7 @@
     <w:r>
       <w:tab/>
       <w:tab/>
-      <w:t>2026-08-17</w:t>
+      <w:t>2026-08-18</w:t>
       <w:br/>
       <w:br/>
     </w:r>

--- a/klagomål/A 22453-2026 FSC-klagomål.docx
+++ b/klagomål/A 22453-2026 FSC-klagomål.docx
@@ -869,7 +869,7 @@
     <w:r>
       <w:tab/>
       <w:tab/>
-      <w:t>2026-08-18</w:t>
+      <w:t>2026-08-19</w:t>
       <w:br/>
       <w:br/>
     </w:r>

--- a/klagomål/A 22453-2026 FSC-klagomål.docx
+++ b/klagomål/A 22453-2026 FSC-klagomål.docx
@@ -869,7 +869,7 @@
     <w:r>
       <w:tab/>
       <w:tab/>
-      <w:t>2026-08-19</w:t>
+      <w:t>2026-08-20</w:t>
       <w:br/>
       <w:br/>
     </w:r>

--- a/klagomål/A 22453-2026 FSC-klagomål.docx
+++ b/klagomål/A 22453-2026 FSC-klagomål.docx
@@ -869,7 +869,7 @@
     <w:r>
       <w:tab/>
       <w:tab/>
-      <w:t>2026-08-20</w:t>
+      <w:t>2026-08-21</w:t>
       <w:br/>
       <w:br/>
     </w:r>

--- a/klagomål/A 22453-2026 FSC-klagomål.docx
+++ b/klagomål/A 22453-2026 FSC-klagomål.docx
@@ -869,7 +869,7 @@
     <w:r>
       <w:tab/>
       <w:tab/>
-      <w:t>2026-08-21</w:t>
+      <w:t>2026-08-22</w:t>
       <w:br/>
       <w:br/>
     </w:r>

--- a/klagomål/A 22453-2026 FSC-klagomål.docx
+++ b/klagomål/A 22453-2026 FSC-klagomål.docx
@@ -869,7 +869,7 @@
     <w:r>
       <w:tab/>
       <w:tab/>
-      <w:t>2026-08-22</w:t>
+      <w:t>2026-08-23</w:t>
       <w:br/>
       <w:br/>
     </w:r>

--- a/klagomål/A 22453-2026 FSC-klagomål.docx
+++ b/klagomål/A 22453-2026 FSC-klagomål.docx
@@ -869,7 +869,7 @@
     <w:r>
       <w:tab/>
       <w:tab/>
-      <w:t>2026-08-23</w:t>
+      <w:t>2026-08-24</w:t>
       <w:br/>
       <w:br/>
     </w:r>

--- a/klagomål/A 22453-2026 FSC-klagomål.docx
+++ b/klagomål/A 22453-2026 FSC-klagomål.docx
@@ -869,7 +869,7 @@
     <w:r>
       <w:tab/>
       <w:tab/>
-      <w:t>2026-08-24</w:t>
+      <w:t>2026-08-25</w:t>
       <w:br/>
       <w:br/>
     </w:r>

--- a/klagomål/A 22453-2026 FSC-klagomål.docx
+++ b/klagomål/A 22453-2026 FSC-klagomål.docx
@@ -869,7 +869,7 @@
     <w:r>
       <w:tab/>
       <w:tab/>
-      <w:t>2026-08-25</w:t>
+      <w:t>2026-08-26</w:t>
       <w:br/>
       <w:br/>
     </w:r>

--- a/klagomål/A 22453-2026 FSC-klagomål.docx
+++ b/klagomål/A 22453-2026 FSC-klagomål.docx
@@ -869,7 +869,7 @@
     <w:r>
       <w:tab/>
       <w:tab/>
-      <w:t>2026-08-26</w:t>
+      <w:t>2026-08-27</w:t>
       <w:br/>
       <w:br/>
     </w:r>

--- a/klagomål/A 22453-2026 FSC-klagomål.docx
+++ b/klagomål/A 22453-2026 FSC-klagomål.docx
@@ -869,7 +869,7 @@
     <w:r>
       <w:tab/>
       <w:tab/>
-      <w:t>2026-08-27</w:t>
+      <w:t>2026-08-28</w:t>
       <w:br/>
       <w:br/>
     </w:r>

--- a/klagomål/A 22453-2026 FSC-klagomål.docx
+++ b/klagomål/A 22453-2026 FSC-klagomål.docx
@@ -869,7 +869,7 @@
     <w:r>
       <w:tab/>
       <w:tab/>
-      <w:t>2026-08-28</w:t>
+      <w:t>2026-08-29</w:t>
       <w:br/>
       <w:br/>
     </w:r>

--- a/klagomål/A 22453-2026 FSC-klagomål.docx
+++ b/klagomål/A 22453-2026 FSC-klagomål.docx
@@ -869,7 +869,7 @@
     <w:r>
       <w:tab/>
       <w:tab/>
-      <w:t>2026-08-29</w:t>
+      <w:t>2026-08-31</w:t>
       <w:br/>
       <w:br/>
     </w:r>

--- a/klagomål/A 22453-2026 FSC-klagomål.docx
+++ b/klagomål/A 22453-2026 FSC-klagomål.docx
@@ -869,7 +869,7 @@
     <w:r>
       <w:tab/>
       <w:tab/>
-      <w:t>2026-08-31</w:t>
+      <w:t>2026-09-01</w:t>
       <w:br/>
       <w:br/>
     </w:r>

--- a/klagomål/A 22453-2026 FSC-klagomål.docx
+++ b/klagomål/A 22453-2026 FSC-klagomål.docx
@@ -869,7 +869,7 @@
     <w:r>
       <w:tab/>
       <w:tab/>
-      <w:t>2026-09-01</w:t>
+      <w:t>2026-09-02</w:t>
       <w:br/>
       <w:br/>
     </w:r>

--- a/klagomål/A 22453-2026 FSC-klagomål.docx
+++ b/klagomål/A 22453-2026 FSC-klagomål.docx
@@ -869,7 +869,7 @@
     <w:r>
       <w:tab/>
       <w:tab/>
-      <w:t>2026-09-02</w:t>
+      <w:t>2026-09-03</w:t>
       <w:br/>
       <w:br/>
     </w:r>

--- a/klagomål/A 22453-2026 FSC-klagomål.docx
+++ b/klagomål/A 22453-2026 FSC-klagomål.docx
@@ -869,7 +869,7 @@
     <w:r>
       <w:tab/>
       <w:tab/>
-      <w:t>2026-09-03</w:t>
+      <w:t>2026-09-04</w:t>
       <w:br/>
       <w:br/>
     </w:r>

--- a/klagomål/A 22453-2026 FSC-klagomål.docx
+++ b/klagomål/A 22453-2026 FSC-klagomål.docx
@@ -869,7 +869,7 @@
     <w:r>
       <w:tab/>
       <w:tab/>
-      <w:t>2026-09-04</w:t>
+      <w:t>2026-09-05</w:t>
       <w:br/>
       <w:br/>
     </w:r>

--- a/klagomål/A 22453-2026 FSC-klagomål.docx
+++ b/klagomål/A 22453-2026 FSC-klagomål.docx
@@ -869,7 +869,7 @@
     <w:r>
       <w:tab/>
       <w:tab/>
-      <w:t>2026-09-05</w:t>
+      <w:t>2026-09-06</w:t>
       <w:br/>
       <w:br/>
     </w:r>

--- a/klagomål/A 22453-2026 FSC-klagomål.docx
+++ b/klagomål/A 22453-2026 FSC-klagomål.docx
@@ -869,7 +869,7 @@
     <w:r>
       <w:tab/>
       <w:tab/>
-      <w:t>2026-09-06</w:t>
+      <w:t>2026-09-07</w:t>
       <w:br/>
       <w:br/>
     </w:r>

--- a/klagomål/A 22453-2026 FSC-klagomål.docx
+++ b/klagomål/A 22453-2026 FSC-klagomål.docx
@@ -869,7 +869,7 @@
     <w:r>
       <w:tab/>
       <w:tab/>
-      <w:t>2026-09-07</w:t>
+      <w:t>2026-09-08</w:t>
       <w:br/>
       <w:br/>
     </w:r>

--- a/klagomål/A 22453-2026 FSC-klagomål.docx
+++ b/klagomål/A 22453-2026 FSC-klagomål.docx
@@ -869,7 +869,7 @@
     <w:r>
       <w:tab/>
       <w:tab/>
-      <w:t>2026-09-08</w:t>
+      <w:t>2026-09-09</w:t>
       <w:br/>
       <w:br/>
     </w:r>

--- a/klagomål/A 22453-2026 FSC-klagomål.docx
+++ b/klagomål/A 22453-2026 FSC-klagomål.docx
@@ -869,7 +869,7 @@
     <w:r>
       <w:tab/>
       <w:tab/>
-      <w:t>2026-09-09</w:t>
+      <w:t>2026-09-10</w:t>
       <w:br/>
       <w:br/>
     </w:r>

--- a/klagomål/A 22453-2026 FSC-klagomål.docx
+++ b/klagomål/A 22453-2026 FSC-klagomål.docx
@@ -869,7 +869,7 @@
     <w:r>
       <w:tab/>
       <w:tab/>
-      <w:t>2026-09-10</w:t>
+      <w:t>2026-09-11</w:t>
       <w:br/>
       <w:br/>
     </w:r>

--- a/klagomål/A 22453-2026 FSC-klagomål.docx
+++ b/klagomål/A 22453-2026 FSC-klagomål.docx
@@ -869,7 +869,7 @@
     <w:r>
       <w:tab/>
       <w:tab/>
-      <w:t>2026-09-11</w:t>
+      <w:t>2026-09-12</w:t>
       <w:br/>
       <w:br/>
     </w:r>
